--- a/TS Jatai Ghanam Project/TS 1.3/TS 1.3 Jatai Sanskrit Corrections.docx
+++ b/TS Jatai Ghanam Project/TS 1.3/TS 1.3 Jatai Sanskrit Corrections.docx
@@ -1,7 +1,624 @@
 
 <file path=word/document.xml><?xml version="1.0" encoding="utf-8"?>
-<w:document xmlns:wpc="http://schemas.microsoft.com/office/word/2010/wordprocessingCanvas" xmlns:cx="http://schemas.microsoft.com/office/drawing/2014/chartex" xmlns:cx1="http://schemas.microsoft.com/office/drawing/2015/9/8/chartex" xmlns:cx2="http://schemas.microsoft.com/office/drawing/2015/10/21/chartex" xmlns:cx3="http://schemas.microsoft.com/office/drawing/2016/5/9/chartex" xmlns:cx4="http://schemas.microsoft.com/office/drawing/2016/5/10/chartex" xmlns:cx5="http://schemas.microsoft.com/office/drawing/2016/5/11/chartex" xmlns:cx6="http://schemas.microsoft.com/office/drawing/2016/5/12/chartex" xmlns:cx7="http://schemas.microsoft.com/office/drawing/2016/5/13/chartex" xmlns:cx8="http://schemas.microsoft.com/office/drawing/2016/5/14/chartex" xmlns:mc="http://schemas.openxmlformats.org/markup-compatibility/2006" xmlns:aink="http://schemas.microsoft.com/office/drawing/2016/ink" xmlns:am3d="http://schemas.microsoft.com/office/drawing/2017/model3d" xmlns:o="urn:schemas-microsoft-com:office:office" xmlns:oel="http://schemas.microsoft.com/office/2019/extlst" xmlns:r="http://schemas.openxmlformats.org/officeDocument/2006/relationships" xmlns:m="http://schemas.openxmlformats.org/officeDocument/2006/math" xmlns:v="urn:schemas-microsoft-com:vml" xmlns:wp14="http://schemas.microsoft.com/office/word/2010/wordprocessingDrawing" xmlns:wp="http://schemas.openxmlformats.org/drawingml/2006/wordprocessingDrawing" xmlns:w10="urn:schemas-microsoft-com:office:word" xmlns:w="http://schemas.openxmlformats.org/wordprocessingml/2006/main" xmlns:w14="http://schemas.microsoft.com/office/word/2010/wordml" xmlns:w15="http://schemas.microsoft.com/office/word/2012/wordml" xmlns:w16cex="http://schemas.microsoft.com/office/word/2018/wordml/cex" xmlns:w16cid="http://schemas.microsoft.com/office/word/2016/wordml/cid" xmlns:w16="http://schemas.microsoft.com/office/word/2018/wordml" xmlns:w16sdtdh="http://schemas.microsoft.com/office/word/2020/wordml/sdtdatahash" xmlns:w16se="http://schemas.microsoft.com/office/word/2015/wordml/symex" xmlns:wpg="http://schemas.microsoft.com/office/word/2010/wordprocessingGroup" xmlns:wpi="http://schemas.microsoft.com/office/word/2010/wordprocessingInk" xmlns:wne="http://schemas.microsoft.com/office/word/2006/wordml" xmlns:wps="http://schemas.microsoft.com/office/word/2010/wordprocessingShape" mc:Ignorable="w14 w15 w16se w16cid w16 w16cex w16sdtdh wp14">
+<w:document xmlns:wpc="http://schemas.microsoft.com/office/word/2010/wordprocessingCanvas" xmlns:cx="http://schemas.microsoft.com/office/drawing/2014/chartex" xmlns:cx1="http://schemas.microsoft.com/office/drawing/2015/9/8/chartex" xmlns:cx2="http://schemas.microsoft.com/office/drawing/2015/10/21/chartex" xmlns:cx3="http://schemas.microsoft.com/office/drawing/2016/5/9/chartex" xmlns:cx4="http://schemas.microsoft.com/office/drawing/2016/5/10/chartex" xmlns:cx5="http://schemas.microsoft.com/office/drawing/2016/5/11/chartex" xmlns:cx6="http://schemas.microsoft.com/office/drawing/2016/5/12/chartex" xmlns:cx7="http://schemas.microsoft.com/office/drawing/2016/5/13/chartex" xmlns:cx8="http://schemas.microsoft.com/office/drawing/2016/5/14/chartex" xmlns:mc="http://schemas.openxmlformats.org/markup-compatibility/2006" xmlns:aink="http://schemas.microsoft.com/office/drawing/2016/ink" xmlns:am3d="http://schemas.microsoft.com/office/drawing/2017/model3d" xmlns:o="urn:schemas-microsoft-com:office:office" xmlns:oel="http://schemas.microsoft.com/office/2019/extlst" xmlns:r="http://schemas.openxmlformats.org/officeDocument/2006/relationships" xmlns:m="http://schemas.openxmlformats.org/officeDocument/2006/math" xmlns:v="urn:schemas-microsoft-com:vml" xmlns:wp14="http://schemas.microsoft.com/office/word/2010/wordprocessingDrawing" xmlns:wp="http://schemas.openxmlformats.org/drawingml/2006/wordprocessingDrawing" xmlns:w10="urn:schemas-microsoft-com:office:word" xmlns:w="http://schemas.openxmlformats.org/wordprocessingml/2006/main" xmlns:w14="http://schemas.microsoft.com/office/word/2010/wordml" xmlns:w15="http://schemas.microsoft.com/office/word/2012/wordml" xmlns:w16cex="http://schemas.microsoft.com/office/word/2018/wordml/cex" xmlns:w16cid="http://schemas.microsoft.com/office/word/2016/wordml/cid" xmlns:w16="http://schemas.microsoft.com/office/word/2018/wordml" xmlns:w16du="http://schemas.microsoft.com/office/word/2023/wordml/word16du" xmlns:w16sdtdh="http://schemas.microsoft.com/office/word/2020/wordml/sdtdatahash" xmlns:w16sdtfl="http://schemas.microsoft.com/office/word/2024/wordml/sdtformatlock" xmlns:w16se="http://schemas.microsoft.com/office/word/2015/wordml/symex" xmlns:wpg="http://schemas.microsoft.com/office/word/2010/wordprocessingGroup" xmlns:wpi="http://schemas.microsoft.com/office/word/2010/wordprocessingInk" xmlns:wne="http://schemas.microsoft.com/office/word/2006/wordml" xmlns:wps="http://schemas.microsoft.com/office/word/2010/wordprocessingShape" mc:Ignorable="w14 w15 w16se w16cid w16 w16cex w16sdtdh w16sdtfl w16du wp14">
   <w:body>
+    <w:p>
+      <w:pPr>
+        <w:spacing w:before="0" w:line="240" w:lineRule="auto"/>
+        <w:jc w:val="center"/>
+        <w:rPr>
+          <w:b/>
+          <w:bCs/>
+          <w:sz w:val="32"/>
+          <w:szCs w:val="32"/>
+          <w:u w:val="single"/>
+        </w:rPr>
+      </w:pPr>
+      <w:r>
+        <w:rPr>
+          <w:b/>
+          <w:bCs/>
+          <w:sz w:val="32"/>
+          <w:szCs w:val="32"/>
+          <w:u w:val="single"/>
+        </w:rPr>
+        <w:t xml:space="preserve">TS Jatai – TS 1.3 </w:t>
+      </w:r>
+      <w:r>
+        <w:rPr>
+          <w:b/>
+          <w:bCs/>
+          <w:sz w:val="32"/>
+          <w:szCs w:val="32"/>
+          <w:u w:val="single"/>
+        </w:rPr>
+        <w:t>Sanskrit</w:t>
+      </w:r>
+      <w:r>
+        <w:rPr>
+          <w:b/>
+          <w:bCs/>
+          <w:sz w:val="32"/>
+          <w:szCs w:val="32"/>
+          <w:u w:val="single"/>
+        </w:rPr>
+        <w:t xml:space="preserve"> Corrections – Observed till </w:t>
+      </w:r>
+      <w:r>
+        <w:rPr>
+          <w:b/>
+          <w:bCs/>
+          <w:sz w:val="32"/>
+          <w:szCs w:val="32"/>
+          <w:highlight w:val="red"/>
+          <w:u w:val="single"/>
+        </w:rPr>
+        <w:t>????</w:t>
+      </w:r>
+    </w:p>
+    <w:p>
+      <w:pPr>
+        <w:spacing w:before="0" w:line="240" w:lineRule="auto"/>
+        <w:jc w:val="center"/>
+        <w:rPr>
+          <w:b/>
+          <w:bCs/>
+          <w:sz w:val="28"/>
+          <w:szCs w:val="32"/>
+        </w:rPr>
+      </w:pPr>
+      <w:r>
+        <w:rPr>
+          <w:b/>
+          <w:bCs/>
+          <w:sz w:val="28"/>
+          <w:szCs w:val="32"/>
+        </w:rPr>
+        <w:t>(ignore those which are already incorporated in your book’s version and date)</w:t>
+      </w:r>
+    </w:p>
+    <w:tbl>
+      <w:tblPr>
+        <w:tblW w:w="13970" w:type="dxa"/>
+        <w:tblInd w:w="-792" w:type="dxa"/>
+        <w:tblBorders>
+          <w:top w:val="single" w:sz="4" w:space="0" w:color="000000"/>
+          <w:left w:val="single" w:sz="4" w:space="0" w:color="000000"/>
+          <w:bottom w:val="single" w:sz="4" w:space="0" w:color="000000"/>
+          <w:right w:val="single" w:sz="4" w:space="0" w:color="000000"/>
+          <w:insideH w:val="single" w:sz="4" w:space="0" w:color="000000"/>
+          <w:insideV w:val="single" w:sz="4" w:space="0" w:color="000000"/>
+        </w:tblBorders>
+        <w:tblLook w:val="04A0" w:firstRow="1" w:lastRow="0" w:firstColumn="1" w:lastColumn="0" w:noHBand="0" w:noVBand="1"/>
+      </w:tblPr>
+      <w:tblGrid>
+        <w:gridCol w:w="6883"/>
+        <w:gridCol w:w="7087"/>
+      </w:tblGrid>
+      <w:tr>
+        <w:tc>
+          <w:tcPr>
+            <w:tcW w:w="6883" w:type="dxa"/>
+          </w:tcPr>
+          <w:p>
+            <w:pPr>
+              <w:spacing w:before="0" w:line="240" w:lineRule="auto"/>
+              <w:jc w:val="center"/>
+              <w:rPr>
+                <w:b/>
+                <w:sz w:val="32"/>
+                <w:szCs w:val="32"/>
+              </w:rPr>
+            </w:pPr>
+            <w:r>
+              <w:rPr>
+                <w:b/>
+                <w:sz w:val="32"/>
+                <w:szCs w:val="32"/>
+              </w:rPr>
+              <w:t>As Printed</w:t>
+            </w:r>
+          </w:p>
+        </w:tc>
+        <w:tc>
+          <w:tcPr>
+            <w:tcW w:w="7087" w:type="dxa"/>
+          </w:tcPr>
+          <w:p>
+            <w:pPr>
+              <w:spacing w:before="0" w:line="240" w:lineRule="auto"/>
+              <w:ind w:right="-18"/>
+              <w:jc w:val="center"/>
+              <w:rPr>
+                <w:b/>
+                <w:sz w:val="32"/>
+                <w:szCs w:val="32"/>
+              </w:rPr>
+            </w:pPr>
+            <w:r>
+              <w:rPr>
+                <w:b/>
+                <w:sz w:val="32"/>
+                <w:szCs w:val="32"/>
+              </w:rPr>
+              <w:t>To be read as or corrected as</w:t>
+            </w:r>
+            <w:r>
+              <w:rPr>
+                <w:b/>
+                <w:sz w:val="32"/>
+                <w:szCs w:val="32"/>
+              </w:rPr>
+              <w:t xml:space="preserve"> </w:t>
+            </w:r>
+          </w:p>
+        </w:tc>
+      </w:tr>
+      <w:tr>
+        <w:trPr>
+          <w:trHeight w:val="1480"/>
+        </w:trPr>
+        <w:tc>
+          <w:tcPr>
+            <w:tcW w:w="6883" w:type="dxa"/>
+          </w:tcPr>
+          <w:p>
+            <w:pPr>
+              <w:widowControl w:val="0"/>
+              <w:autoSpaceDE w:val="0"/>
+              <w:autoSpaceDN w:val="0"/>
+              <w:adjustRightInd w:val="0"/>
+              <w:spacing w:line="240" w:lineRule="auto"/>
+              <w:rPr>
+                <w:rFonts w:ascii="BRH Devanagari Extra" w:hAnsi="BRH Devanagari Extra" w:cs="BRH Devanagari Extra"/>
+                <w:color w:val="000000"/>
+                <w:sz w:val="32"/>
+                <w:szCs w:val="40"/>
+              </w:rPr>
+            </w:pPr>
+            <w:r>
+              <w:rPr>
+                <w:rFonts w:cs="BRH Devanagari Extra"/>
+                <w:color w:val="000000"/>
+                <w:szCs w:val="40"/>
+              </w:rPr>
+              <w:t>5</w:t>
+            </w:r>
+            <w:r>
+              <w:rPr>
+                <w:rFonts w:ascii="BRH Devanagari Extra" w:hAnsi="BRH Devanagari Extra" w:cs="BRH Devanagari Extra"/>
+                <w:color w:val="000000"/>
+                <w:sz w:val="32"/>
+                <w:szCs w:val="40"/>
+              </w:rPr>
+              <w:t xml:space="preserve">)   </w:t>
+            </w:r>
+            <w:r>
+              <w:rPr>
+                <w:rFonts w:cs="BRH Devanagari Extra"/>
+                <w:color w:val="000000"/>
+                <w:szCs w:val="40"/>
+              </w:rPr>
+              <w:t>1</w:t>
+            </w:r>
+            <w:r>
+              <w:rPr>
+                <w:rFonts w:ascii="BRH Devanagari Extra" w:hAnsi="BRH Devanagari Extra" w:cs="BRH Devanagari Extra"/>
+                <w:color w:val="000000"/>
+                <w:sz w:val="32"/>
+                <w:szCs w:val="40"/>
+              </w:rPr>
+              <w:t>.</w:t>
+            </w:r>
+            <w:r>
+              <w:rPr>
+                <w:rFonts w:cs="BRH Devanagari Extra"/>
+                <w:color w:val="000000"/>
+                <w:szCs w:val="40"/>
+              </w:rPr>
+              <w:t>3</w:t>
+            </w:r>
+            <w:r>
+              <w:rPr>
+                <w:rFonts w:ascii="BRH Devanagari Extra" w:hAnsi="BRH Devanagari Extra" w:cs="BRH Devanagari Extra"/>
+                <w:color w:val="000000"/>
+                <w:sz w:val="32"/>
+                <w:szCs w:val="40"/>
+              </w:rPr>
+              <w:t>.</w:t>
+            </w:r>
+            <w:r>
+              <w:rPr>
+                <w:rFonts w:cs="BRH Devanagari Extra"/>
+                <w:color w:val="000000"/>
+                <w:szCs w:val="40"/>
+              </w:rPr>
+              <w:t>14</w:t>
+            </w:r>
+            <w:r>
+              <w:rPr>
+                <w:rFonts w:ascii="BRH Devanagari Extra" w:hAnsi="BRH Devanagari Extra" w:cs="BRH Devanagari Extra"/>
+                <w:color w:val="000000"/>
+                <w:sz w:val="32"/>
+                <w:szCs w:val="40"/>
+              </w:rPr>
+              <w:t>.</w:t>
+            </w:r>
+            <w:r>
+              <w:rPr>
+                <w:rFonts w:cs="BRH Devanagari Extra"/>
+                <w:color w:val="000000"/>
+                <w:szCs w:val="40"/>
+              </w:rPr>
+              <w:t>4</w:t>
+            </w:r>
+            <w:r>
+              <w:rPr>
+                <w:rFonts w:ascii="BRH Devanagari Extra" w:hAnsi="BRH Devanagari Extra" w:cs="BRH Devanagari Extra"/>
+                <w:color w:val="000000"/>
+                <w:sz w:val="32"/>
+                <w:szCs w:val="40"/>
+              </w:rPr>
+              <w:t>(</w:t>
+            </w:r>
+            <w:r>
+              <w:rPr>
+                <w:rFonts w:cs="BRH Devanagari Extra"/>
+                <w:color w:val="000000"/>
+                <w:szCs w:val="40"/>
+              </w:rPr>
+              <w:t>3</w:t>
+            </w:r>
+            <w:r>
+              <w:rPr>
+                <w:rFonts w:ascii="BRH Devanagari Extra" w:hAnsi="BRH Devanagari Extra" w:cs="BRH Devanagari Extra"/>
+                <w:color w:val="000000"/>
+                <w:sz w:val="32"/>
+                <w:szCs w:val="40"/>
+              </w:rPr>
+              <w:t>)- U</w:t>
+            </w:r>
+            <w:r>
+              <w:rPr>
+                <w:rFonts w:ascii="BRH Malayalam Extra" w:hAnsi="BRH Malayalam Extra" w:cs="BRH Devanagari Extra"/>
+                <w:color w:val="000000"/>
+                <w:szCs w:val="40"/>
+              </w:rPr>
+              <w:t>–</w:t>
+            </w:r>
+            <w:r>
+              <w:rPr>
+                <w:rFonts w:ascii="BRH Devanagari Extra" w:hAnsi="BRH Devanagari Extra" w:cs="BRH Devanagari Extra"/>
+                <w:color w:val="000000"/>
+                <w:sz w:val="32"/>
+                <w:szCs w:val="40"/>
+              </w:rPr>
+              <w:t>ÌrÉqÉç ||</w:t>
+            </w:r>
+          </w:p>
+          <w:p>
+            <w:pPr>
+              <w:widowControl w:val="0"/>
+              <w:autoSpaceDE w:val="0"/>
+              <w:autoSpaceDN w:val="0"/>
+              <w:adjustRightInd w:val="0"/>
+              <w:spacing w:line="240" w:lineRule="auto"/>
+              <w:rPr>
+                <w:rFonts w:cs="Latha"/>
+                <w:b/>
+                <w:bCs/>
+                <w:sz w:val="32"/>
+                <w:szCs w:val="44"/>
+                <w:cs/>
+                <w:lang w:bidi="ta-IN"/>
+              </w:rPr>
+            </w:pPr>
+            <w:r>
+              <w:rPr>
+                <w:rFonts w:ascii="BRH Devanagari Extra" w:hAnsi="BRH Devanagari Extra" w:cs="BRH Devanagari Extra"/>
+                <w:color w:val="000000"/>
+                <w:sz w:val="32"/>
+                <w:szCs w:val="40"/>
+              </w:rPr>
+              <w:t>U</w:t>
+            </w:r>
+            <w:r>
+              <w:rPr>
+                <w:rFonts w:ascii="BRH Malayalam Extra" w:hAnsi="BRH Malayalam Extra" w:cs="BRH Devanagari Extra"/>
+                <w:color w:val="000000"/>
+                <w:szCs w:val="40"/>
+              </w:rPr>
+              <w:t>–</w:t>
+            </w:r>
+            <w:r>
+              <w:rPr>
+                <w:rFonts w:ascii="BRH Devanagari Extra" w:hAnsi="BRH Devanagari Extra" w:cs="BRH Devanagari Extra"/>
+                <w:color w:val="000000"/>
+                <w:sz w:val="32"/>
+                <w:szCs w:val="40"/>
+              </w:rPr>
+              <w:t xml:space="preserve">ÌrÉÍqÉÌiÉþ </w:t>
+            </w:r>
+            <w:r>
+              <w:rPr>
+                <w:rFonts w:ascii="BRH Devanagari Extra" w:hAnsi="BRH Devanagari Extra" w:cs="BRH Devanagari Extra"/>
+                <w:color w:val="000000"/>
+                <w:sz w:val="32"/>
+                <w:szCs w:val="40"/>
+                <w:highlight w:val="yellow"/>
+              </w:rPr>
+              <w:t>UÌ</w:t>
+            </w:r>
+            <w:r>
+              <w:rPr>
+                <w:rFonts w:ascii="BRH Devanagari Extra" w:hAnsi="BRH Devanagari Extra" w:cs="BRH Devanagari Extra"/>
+                <w:color w:val="000000"/>
+                <w:sz w:val="32"/>
+                <w:szCs w:val="40"/>
+              </w:rPr>
+              <w:t xml:space="preserve">rÉqÉç | </w:t>
+            </w:r>
+          </w:p>
+        </w:tc>
+        <w:tc>
+          <w:tcPr>
+            <w:tcW w:w="7087" w:type="dxa"/>
+          </w:tcPr>
+          <w:p>
+            <w:pPr>
+              <w:widowControl w:val="0"/>
+              <w:autoSpaceDE w:val="0"/>
+              <w:autoSpaceDN w:val="0"/>
+              <w:adjustRightInd w:val="0"/>
+              <w:spacing w:line="240" w:lineRule="auto"/>
+              <w:rPr>
+                <w:rFonts w:ascii="BRH Devanagari Extra" w:hAnsi="BRH Devanagari Extra" w:cs="BRH Devanagari Extra"/>
+                <w:color w:val="000000"/>
+                <w:sz w:val="32"/>
+                <w:szCs w:val="40"/>
+                <w:lang w:val="it-IT"/>
+              </w:rPr>
+            </w:pPr>
+            <w:r>
+              <w:rPr>
+                <w:rFonts w:cs="BRH Devanagari Extra"/>
+                <w:color w:val="000000"/>
+                <w:szCs w:val="40"/>
+                <w:lang w:val="it-IT"/>
+              </w:rPr>
+              <w:t>5</w:t>
+            </w:r>
+            <w:r>
+              <w:rPr>
+                <w:rFonts w:ascii="BRH Devanagari Extra" w:hAnsi="BRH Devanagari Extra" w:cs="BRH Devanagari Extra"/>
+                <w:color w:val="000000"/>
+                <w:sz w:val="32"/>
+                <w:szCs w:val="40"/>
+                <w:lang w:val="it-IT"/>
+              </w:rPr>
+              <w:t xml:space="preserve">)   </w:t>
+            </w:r>
+            <w:r>
+              <w:rPr>
+                <w:rFonts w:cs="BRH Devanagari Extra"/>
+                <w:color w:val="000000"/>
+                <w:szCs w:val="40"/>
+                <w:lang w:val="it-IT"/>
+              </w:rPr>
+              <w:t>1</w:t>
+            </w:r>
+            <w:r>
+              <w:rPr>
+                <w:rFonts w:ascii="BRH Devanagari Extra" w:hAnsi="BRH Devanagari Extra" w:cs="BRH Devanagari Extra"/>
+                <w:color w:val="000000"/>
+                <w:sz w:val="32"/>
+                <w:szCs w:val="40"/>
+                <w:lang w:val="it-IT"/>
+              </w:rPr>
+              <w:t>.</w:t>
+            </w:r>
+            <w:r>
+              <w:rPr>
+                <w:rFonts w:cs="BRH Devanagari Extra"/>
+                <w:color w:val="000000"/>
+                <w:szCs w:val="40"/>
+                <w:lang w:val="it-IT"/>
+              </w:rPr>
+              <w:t>3</w:t>
+            </w:r>
+            <w:r>
+              <w:rPr>
+                <w:rFonts w:ascii="BRH Devanagari Extra" w:hAnsi="BRH Devanagari Extra" w:cs="BRH Devanagari Extra"/>
+                <w:color w:val="000000"/>
+                <w:sz w:val="32"/>
+                <w:szCs w:val="40"/>
+                <w:lang w:val="it-IT"/>
+              </w:rPr>
+              <w:t>.</w:t>
+            </w:r>
+            <w:r>
+              <w:rPr>
+                <w:rFonts w:cs="BRH Devanagari Extra"/>
+                <w:color w:val="000000"/>
+                <w:szCs w:val="40"/>
+                <w:lang w:val="it-IT"/>
+              </w:rPr>
+              <w:t>14</w:t>
+            </w:r>
+            <w:r>
+              <w:rPr>
+                <w:rFonts w:ascii="BRH Devanagari Extra" w:hAnsi="BRH Devanagari Extra" w:cs="BRH Devanagari Extra"/>
+                <w:color w:val="000000"/>
+                <w:sz w:val="32"/>
+                <w:szCs w:val="40"/>
+                <w:lang w:val="it-IT"/>
+              </w:rPr>
+              <w:t>.</w:t>
+            </w:r>
+            <w:r>
+              <w:rPr>
+                <w:rFonts w:cs="BRH Devanagari Extra"/>
+                <w:color w:val="000000"/>
+                <w:szCs w:val="40"/>
+                <w:lang w:val="it-IT"/>
+              </w:rPr>
+              <w:t>4</w:t>
+            </w:r>
+            <w:r>
+              <w:rPr>
+                <w:rFonts w:ascii="BRH Devanagari Extra" w:hAnsi="BRH Devanagari Extra" w:cs="BRH Devanagari Extra"/>
+                <w:color w:val="000000"/>
+                <w:sz w:val="32"/>
+                <w:szCs w:val="40"/>
+                <w:lang w:val="it-IT"/>
+              </w:rPr>
+              <w:t>(</w:t>
+            </w:r>
+            <w:r>
+              <w:rPr>
+                <w:rFonts w:cs="BRH Devanagari Extra"/>
+                <w:color w:val="000000"/>
+                <w:szCs w:val="40"/>
+                <w:lang w:val="it-IT"/>
+              </w:rPr>
+              <w:t>3</w:t>
+            </w:r>
+            <w:r>
+              <w:rPr>
+                <w:rFonts w:ascii="BRH Devanagari Extra" w:hAnsi="BRH Devanagari Extra" w:cs="BRH Devanagari Extra"/>
+                <w:color w:val="000000"/>
+                <w:sz w:val="32"/>
+                <w:szCs w:val="40"/>
+                <w:lang w:val="it-IT"/>
+              </w:rPr>
+              <w:t>)- U</w:t>
+            </w:r>
+            <w:r>
+              <w:rPr>
+                <w:rFonts w:ascii="BRH Malayalam Extra" w:hAnsi="BRH Malayalam Extra" w:cs="BRH Devanagari Extra"/>
+                <w:color w:val="000000"/>
+                <w:szCs w:val="40"/>
+                <w:lang w:val="it-IT"/>
+              </w:rPr>
+              <w:t>–</w:t>
+            </w:r>
+            <w:r>
+              <w:rPr>
+                <w:rFonts w:ascii="BRH Devanagari Extra" w:hAnsi="BRH Devanagari Extra" w:cs="BRH Devanagari Extra"/>
+                <w:color w:val="000000"/>
+                <w:sz w:val="32"/>
+                <w:szCs w:val="40"/>
+                <w:lang w:val="it-IT"/>
+              </w:rPr>
+              <w:t>ÌrÉqÉç ||</w:t>
+            </w:r>
+          </w:p>
+          <w:p>
+            <w:pPr>
+              <w:widowControl w:val="0"/>
+              <w:autoSpaceDE w:val="0"/>
+              <w:autoSpaceDN w:val="0"/>
+              <w:adjustRightInd w:val="0"/>
+              <w:spacing w:line="240" w:lineRule="auto"/>
+              <w:rPr>
+                <w:rFonts w:cs="Latha"/>
+                <w:b/>
+                <w:bCs/>
+                <w:sz w:val="32"/>
+                <w:szCs w:val="44"/>
+                <w:cs/>
+                <w:lang w:bidi="ta-IN"/>
+              </w:rPr>
+            </w:pPr>
+            <w:r>
+              <w:rPr>
+                <w:rFonts w:ascii="BRH Devanagari Extra" w:hAnsi="BRH Devanagari Extra" w:cs="BRH Devanagari Extra"/>
+                <w:color w:val="000000"/>
+                <w:sz w:val="32"/>
+                <w:szCs w:val="40"/>
+                <w:lang w:val="it-IT"/>
+              </w:rPr>
+              <w:t>U</w:t>
+            </w:r>
+            <w:r>
+              <w:rPr>
+                <w:rFonts w:ascii="BRH Malayalam Extra" w:hAnsi="BRH Malayalam Extra" w:cs="BRH Devanagari Extra"/>
+                <w:color w:val="000000"/>
+                <w:szCs w:val="40"/>
+                <w:lang w:val="it-IT"/>
+              </w:rPr>
+              <w:t>–</w:t>
+            </w:r>
+            <w:r>
+              <w:rPr>
+                <w:rFonts w:ascii="BRH Devanagari Extra" w:hAnsi="BRH Devanagari Extra" w:cs="BRH Devanagari Extra"/>
+                <w:color w:val="000000"/>
+                <w:sz w:val="32"/>
+                <w:szCs w:val="40"/>
+                <w:lang w:val="it-IT"/>
+              </w:rPr>
+              <w:t xml:space="preserve">ÌrÉÍqÉÌiÉþ </w:t>
+            </w:r>
+            <w:r>
+              <w:rPr>
+                <w:rFonts w:ascii="BRH Devanagari Extra" w:hAnsi="BRH Devanagari Extra" w:cs="BRH Devanagari Extra"/>
+                <w:color w:val="000000"/>
+                <w:sz w:val="32"/>
+                <w:szCs w:val="40"/>
+                <w:highlight w:val="green"/>
+                <w:lang w:val="it-IT"/>
+              </w:rPr>
+              <w:t>UÌ</w:t>
+            </w:r>
+            <w:r>
+              <w:rPr>
+                <w:rFonts w:ascii="BRH Malayalam Extra" w:hAnsi="BRH Malayalam Extra" w:cs="BRH Devanagari Extra"/>
+                <w:color w:val="000000"/>
+                <w:szCs w:val="40"/>
+                <w:lang w:val="it-IT"/>
+              </w:rPr>
+              <w:t>–</w:t>
+            </w:r>
+            <w:r>
+              <w:rPr>
+                <w:rFonts w:ascii="BRH Devanagari Extra" w:hAnsi="BRH Devanagari Extra" w:cs="BRH Devanagari Extra"/>
+                <w:color w:val="000000"/>
+                <w:sz w:val="32"/>
+                <w:szCs w:val="40"/>
+                <w:lang w:val="it-IT"/>
+              </w:rPr>
+              <w:t xml:space="preserve">rÉqÉç | </w:t>
+            </w:r>
+          </w:p>
+        </w:tc>
+      </w:tr>
+    </w:tbl>
+    <w:p>
+      <w:pPr>
+        <w:spacing w:before="0" w:line="240" w:lineRule="auto"/>
+        <w:jc w:val="center"/>
+        <w:rPr>
+          <w:b/>
+          <w:bCs/>
+          <w:sz w:val="32"/>
+          <w:szCs w:val="32"/>
+          <w:u w:val="single"/>
+        </w:rPr>
+      </w:pPr>
+    </w:p>
+    <w:p>
+      <w:pPr>
+        <w:spacing w:before="0" w:line="240" w:lineRule="auto"/>
+        <w:jc w:val="center"/>
+        <w:rPr>
+          <w:b/>
+          <w:bCs/>
+          <w:sz w:val="32"/>
+          <w:szCs w:val="32"/>
+          <w:u w:val="single"/>
+        </w:rPr>
+      </w:pPr>
+    </w:p>
     <w:p>
       <w:pPr>
         <w:spacing w:before="0" w:line="240" w:lineRule="auto"/>
@@ -113,27 +730,7 @@
           <w:sz w:val="28"/>
           <w:szCs w:val="32"/>
         </w:rPr>
-        <w:t>(</w:t>
-      </w:r>
-      <w:proofErr w:type="gramStart"/>
-      <w:r>
-        <w:rPr>
-          <w:b/>
-          <w:bCs/>
-          <w:sz w:val="28"/>
-          <w:szCs w:val="32"/>
-        </w:rPr>
-        <w:t>ignore</w:t>
-      </w:r>
-      <w:proofErr w:type="gramEnd"/>
-      <w:r>
-        <w:rPr>
-          <w:b/>
-          <w:bCs/>
-          <w:sz w:val="28"/>
-          <w:szCs w:val="32"/>
-        </w:rPr>
-        <w:t xml:space="preserve"> those which are already incorporated in your book’s version and date)</w:t>
+        <w:t>(ignore those which are already incorporated in your book’s version and date)</w:t>
       </w:r>
     </w:p>
     <w:tbl>
@@ -2226,6 +2823,7 @@
                 <w:sz w:val="32"/>
                 <w:szCs w:val="40"/>
               </w:rPr>
+              <w:lastRenderedPageBreak/>
               <w:t>UUÉþiÉ</w:t>
             </w:r>
             <w:r>
@@ -2287,6 +2885,7 @@
                 <w:cs/>
                 <w:lang w:bidi="ta-IN"/>
               </w:rPr>
+              <w:lastRenderedPageBreak/>
               <w:t>21)1.3.2.2</w:t>
             </w:r>
             <w:r>
@@ -2391,6 +2990,7 @@
                 <w:sz w:val="32"/>
                 <w:szCs w:val="40"/>
               </w:rPr>
+              <w:lastRenderedPageBreak/>
               <w:t>UUÉþ</w:t>
             </w:r>
             <w:r>
@@ -2514,6 +3114,7 @@
                 <w:rFonts w:cs="BRH Devanagari Extra"/>
                 <w:szCs w:val="40"/>
               </w:rPr>
+              <w:lastRenderedPageBreak/>
               <w:t>74</w:t>
             </w:r>
             <w:r>
@@ -2614,7 +3215,6 @@
               </w:rPr>
               <w:t>(aqÉç</w:t>
             </w:r>
-            <w:proofErr w:type="gramStart"/>
             <w:r>
               <w:rPr>
                 <w:rFonts w:ascii="BRH Malayalam Extra" w:hAnsi="BRH Malayalam Extra" w:cs="BRH Devanagari Extra"/>
@@ -2630,7 +3230,6 @@
               </w:rPr>
               <w:t>)xÉÏ</w:t>
             </w:r>
-            <w:proofErr w:type="gramEnd"/>
             <w:r>
               <w:rPr>
                 <w:rFonts w:ascii="BRH Malayalam Extra" w:hAnsi="BRH Malayalam Extra" w:cs="BRH Devanagari Extra"/>
@@ -2683,7 +3282,6 @@
               </w:rPr>
               <w:t>(aqÉç</w:t>
             </w:r>
-            <w:proofErr w:type="gramStart"/>
             <w:r>
               <w:rPr>
                 <w:rFonts w:ascii="BRH Malayalam Extra" w:hAnsi="BRH Malayalam Extra" w:cs="BRH Devanagari Extra"/>
@@ -2699,7 +3297,6 @@
               </w:rPr>
               <w:t>)xÉÏ</w:t>
             </w:r>
-            <w:proofErr w:type="gramEnd"/>
             <w:r>
               <w:rPr>
                 <w:rFonts w:ascii="BRH Malayalam Extra" w:hAnsi="BRH Malayalam Extra" w:cs="BRH Devanagari Extra"/>
@@ -2849,7 +3446,6 @@
               </w:rPr>
               <w:t>(aqÉç</w:t>
             </w:r>
-            <w:proofErr w:type="gramStart"/>
             <w:r>
               <w:rPr>
                 <w:rFonts w:ascii="BRH Malayalam Extra" w:hAnsi="BRH Malayalam Extra" w:cs="BRH Devanagari Extra"/>
@@ -2865,7 +3461,6 @@
               </w:rPr>
               <w:t>)xÉÏ</w:t>
             </w:r>
-            <w:proofErr w:type="gramEnd"/>
             <w:r>
               <w:rPr>
                 <w:rFonts w:ascii="BRH Malayalam Extra" w:hAnsi="BRH Malayalam Extra" w:cs="BRH Devanagari Extra"/>
@@ -2918,7 +3513,6 @@
               </w:rPr>
               <w:t>(aqÉç</w:t>
             </w:r>
-            <w:proofErr w:type="gramStart"/>
             <w:r>
               <w:rPr>
                 <w:rFonts w:ascii="BRH Malayalam Extra" w:hAnsi="BRH Malayalam Extra" w:cs="BRH Devanagari Extra"/>
@@ -2934,7 +3528,6 @@
               </w:rPr>
               <w:t>)xÉÏ</w:t>
             </w:r>
-            <w:proofErr w:type="gramEnd"/>
             <w:r>
               <w:rPr>
                 <w:rFonts w:ascii="BRH Malayalam Extra" w:hAnsi="BRH Malayalam Extra" w:cs="BRH Devanagari Extra"/>
@@ -3011,7 +3604,6 @@
                 <w:rFonts w:cs="BRH Devanagari Extra"/>
                 <w:szCs w:val="40"/>
               </w:rPr>
-              <w:lastRenderedPageBreak/>
               <w:t>32</w:t>
             </w:r>
             <w:r>
@@ -3095,25 +3687,7 @@
                 <w:sz w:val="32"/>
                 <w:szCs w:val="40"/>
               </w:rPr>
-              <w:t xml:space="preserve">)- </w:t>
-            </w:r>
-            <w:proofErr w:type="gramStart"/>
-            <w:r>
-              <w:rPr>
-                <w:rFonts w:ascii="BRH Devanagari Extra" w:hAnsi="BRH Devanagari Extra" w:cs="BRH Devanagari Extra"/>
-                <w:sz w:val="32"/>
-                <w:szCs w:val="40"/>
-              </w:rPr>
-              <w:t>eÉUç.™</w:t>
-            </w:r>
-            <w:proofErr w:type="gramEnd"/>
-            <w:r>
-              <w:rPr>
-                <w:rFonts w:ascii="BRH Devanagari Extra" w:hAnsi="BRH Devanagari Extra" w:cs="BRH Devanagari Extra"/>
-                <w:sz w:val="32"/>
-                <w:szCs w:val="40"/>
-              </w:rPr>
-              <w:t>þwÉÉhÉÈ | A</w:t>
+              <w:t>)- eÉUç.™þwÉÉhÉÈ | A</w:t>
             </w:r>
             <w:r>
               <w:rPr>
@@ -3147,7 +3721,6 @@
                 <w:lang w:bidi="ta-IN"/>
               </w:rPr>
             </w:pPr>
-            <w:proofErr w:type="gramStart"/>
             <w:r>
               <w:rPr>
                 <w:rFonts w:ascii="BRH Devanagari Extra" w:hAnsi="BRH Devanagari Extra" w:cs="BRH Devanagari Extra"/>
@@ -3163,16 +3736,7 @@
                 <w:sz w:val="32"/>
                 <w:szCs w:val="40"/>
               </w:rPr>
-              <w:t>ÉUç.™</w:t>
-            </w:r>
-            <w:proofErr w:type="gramEnd"/>
-            <w:r>
-              <w:rPr>
-                <w:rFonts w:ascii="BRH Devanagari Extra" w:hAnsi="BRH Devanagari Extra" w:cs="BRH Devanagari Extra"/>
-                <w:sz w:val="32"/>
-                <w:szCs w:val="40"/>
-              </w:rPr>
-              <w:t>þwÉÉhÉÉå</w:t>
+              <w:t>ÉUç.™þwÉÉhÉÉå</w:t>
             </w:r>
             <w:r>
               <w:rPr>
@@ -3284,7 +3848,6 @@
                 <w:rFonts w:cs="BRH Devanagari Extra"/>
                 <w:szCs w:val="40"/>
               </w:rPr>
-              <w:lastRenderedPageBreak/>
               <w:t>32</w:t>
             </w:r>
             <w:r>
@@ -3368,25 +3931,7 @@
                 <w:sz w:val="32"/>
                 <w:szCs w:val="40"/>
               </w:rPr>
-              <w:t xml:space="preserve">)- </w:t>
-            </w:r>
-            <w:proofErr w:type="gramStart"/>
-            <w:r>
-              <w:rPr>
-                <w:rFonts w:ascii="BRH Devanagari Extra" w:hAnsi="BRH Devanagari Extra" w:cs="BRH Devanagari Extra"/>
-                <w:sz w:val="32"/>
-                <w:szCs w:val="40"/>
-              </w:rPr>
-              <w:t>eÉUç.™</w:t>
-            </w:r>
-            <w:proofErr w:type="gramEnd"/>
-            <w:r>
-              <w:rPr>
-                <w:rFonts w:ascii="BRH Devanagari Extra" w:hAnsi="BRH Devanagari Extra" w:cs="BRH Devanagari Extra"/>
-                <w:sz w:val="32"/>
-                <w:szCs w:val="40"/>
-              </w:rPr>
-              <w:t>þwÉÉhÉÈ | A</w:t>
+              <w:t>)- eÉUç.™þwÉÉhÉÈ | A</w:t>
             </w:r>
             <w:r>
               <w:rPr>
@@ -3420,7 +3965,6 @@
                 <w:lang w:bidi="ta-IN"/>
               </w:rPr>
             </w:pPr>
-            <w:proofErr w:type="gramStart"/>
             <w:r>
               <w:rPr>
                 <w:rFonts w:ascii="BRH Devanagari Extra" w:hAnsi="BRH Devanagari Extra" w:cs="BRH Devanagari Extra"/>
@@ -3436,16 +3980,7 @@
                 <w:sz w:val="32"/>
                 <w:szCs w:val="40"/>
               </w:rPr>
-              <w:t>Uç.™</w:t>
-            </w:r>
-            <w:proofErr w:type="gramEnd"/>
-            <w:r>
-              <w:rPr>
-                <w:rFonts w:ascii="BRH Devanagari Extra" w:hAnsi="BRH Devanagari Extra" w:cs="BRH Devanagari Extra"/>
-                <w:sz w:val="32"/>
-                <w:szCs w:val="40"/>
-              </w:rPr>
-              <w:t>þwÉÉhÉÉå</w:t>
+              <w:t>Uç.™þwÉÉhÉÉå</w:t>
             </w:r>
             <w:r>
               <w:rPr>
@@ -3536,7 +4071,6 @@
                 <w:rFonts w:cs="BRH Devanagari Extra"/>
                 <w:szCs w:val="40"/>
               </w:rPr>
-              <w:lastRenderedPageBreak/>
               <w:t>42</w:t>
             </w:r>
             <w:r>
@@ -4909,6 +5443,7 @@
                 <w:sz w:val="32"/>
                 <w:szCs w:val="40"/>
               </w:rPr>
+              <w:lastRenderedPageBreak/>
               <w:t>A</w:t>
             </w:r>
             <w:r>
@@ -4976,6 +5511,7 @@
                 <w:szCs w:val="40"/>
                 <w:lang w:val="it-IT"/>
               </w:rPr>
+              <w:lastRenderedPageBreak/>
               <w:t>39</w:t>
             </w:r>
             <w:r>
@@ -5112,6 +5648,7 @@
                 <w:szCs w:val="40"/>
                 <w:lang w:val="it-IT"/>
               </w:rPr>
+              <w:lastRenderedPageBreak/>
               <w:t>A</w:t>
             </w:r>
             <w:r>
@@ -5187,6 +5724,7 @@
                 <w:szCs w:val="40"/>
                 <w:lang w:val="it-IT"/>
               </w:rPr>
+              <w:lastRenderedPageBreak/>
               <w:t>26</w:t>
             </w:r>
             <w:r>
@@ -6022,7 +6560,6 @@
                 <w:cs/>
                 <w:lang w:bidi="ta-IN"/>
               </w:rPr>
-              <w:lastRenderedPageBreak/>
               <w:t>25)</w:t>
             </w:r>
             <w:r>
@@ -6425,7 +6962,6 @@
                 <w:cs/>
                 <w:lang w:bidi="ta-IN"/>
               </w:rPr>
-              <w:lastRenderedPageBreak/>
               <w:t>224)</w:t>
             </w:r>
             <w:r>
@@ -6576,7 +7112,6 @@
                 <w:cs/>
                 <w:lang w:bidi="ta-IN"/>
               </w:rPr>
-              <w:lastRenderedPageBreak/>
               <w:t>25)</w:t>
             </w:r>
             <w:r>
@@ -7021,7 +7556,6 @@
                 <w:rFonts w:cs="BRH Devanagari Extra"/>
                 <w:szCs w:val="40"/>
               </w:rPr>
-              <w:lastRenderedPageBreak/>
               <w:t>43</w:t>
             </w:r>
             <w:r>
@@ -8586,6 +9120,7 @@
                 <w:sz w:val="32"/>
                 <w:szCs w:val="40"/>
               </w:rPr>
+              <w:lastRenderedPageBreak/>
               <w:t>zÉÑaÉç eÉ</w:t>
             </w:r>
             <w:r>
@@ -8689,6 +9224,7 @@
                 <w:rFonts w:cs="BRH Devanagari Extra"/>
                 <w:szCs w:val="40"/>
               </w:rPr>
+              <w:lastRenderedPageBreak/>
               <w:t>20</w:t>
             </w:r>
             <w:r>
@@ -9032,6 +9568,7 @@
                 <w:sz w:val="32"/>
                 <w:szCs w:val="40"/>
               </w:rPr>
+              <w:lastRenderedPageBreak/>
               <w:t>zÉÑaÉç eÉ</w:t>
             </w:r>
             <w:r>
@@ -9164,6 +9701,7 @@
                 <w:rFonts w:cs="BRH Devanagari Extra"/>
                 <w:szCs w:val="40"/>
               </w:rPr>
+              <w:lastRenderedPageBreak/>
               <w:t>3</w:t>
             </w:r>
             <w:r>
@@ -9531,7 +10069,6 @@
                 <w:cs/>
                 <w:lang w:bidi="ta-IN"/>
               </w:rPr>
-              <w:lastRenderedPageBreak/>
               <w:t>16)</w:t>
             </w:r>
             <w:r>
@@ -11843,6 +12380,7 @@
                 <w:rFonts w:cs="BRH Devanagari Extra"/>
                 <w:szCs w:val="40"/>
               </w:rPr>
+              <w:lastRenderedPageBreak/>
               <w:t>12</w:t>
             </w:r>
             <w:r>
@@ -12225,7 +12763,6 @@
                 <w:rFonts w:cs="BRH Devanagari Extra"/>
                 <w:szCs w:val="40"/>
               </w:rPr>
-              <w:lastRenderedPageBreak/>
               <w:t>38</w:t>
             </w:r>
             <w:r>
@@ -12758,7 +13295,6 @@
                 <w:rFonts w:cs="BRH Devanagari Extra"/>
                 <w:szCs w:val="40"/>
               </w:rPr>
-              <w:lastRenderedPageBreak/>
               <w:t>38</w:t>
             </w:r>
             <w:r>
@@ -13254,7 +13790,6 @@
                 <w:cs/>
                 <w:lang w:bidi="ta-IN"/>
               </w:rPr>
-              <w:lastRenderedPageBreak/>
               <w:t>31)</w:t>
             </w:r>
             <w:r>
@@ -14694,6 +15229,7 @@
                 <w:sz w:val="32"/>
                 <w:szCs w:val="40"/>
               </w:rPr>
+              <w:lastRenderedPageBreak/>
               <w:t>U</w:t>
             </w:r>
             <w:r>
@@ -14760,6 +15296,7 @@
                 <w:rFonts w:cs="BRH Devanagari Extra"/>
                 <w:szCs w:val="40"/>
               </w:rPr>
+              <w:lastRenderedPageBreak/>
               <w:t>56</w:t>
             </w:r>
             <w:r>
@@ -14883,6 +15420,7 @@
                 <w:sz w:val="32"/>
                 <w:szCs w:val="40"/>
               </w:rPr>
+              <w:lastRenderedPageBreak/>
               <w:t>U</w:t>
             </w:r>
             <w:r>
@@ -14954,6 +15492,7 @@
                 <w:cs/>
                 <w:lang w:bidi="ta-IN"/>
               </w:rPr>
+              <w:lastRenderedPageBreak/>
               <w:t>2)</w:t>
             </w:r>
             <w:r>
@@ -15258,7 +15797,6 @@
                 <w:rFonts w:cs="BRH Devanagari Extra"/>
                 <w:szCs w:val="40"/>
               </w:rPr>
-              <w:lastRenderedPageBreak/>
               <w:t>36</w:t>
             </w:r>
             <w:r>
@@ -16584,27 +17122,7 @@
           <w:sz w:val="28"/>
           <w:szCs w:val="32"/>
         </w:rPr>
-        <w:t>(</w:t>
-      </w:r>
-      <w:proofErr w:type="gramStart"/>
-      <w:r>
-        <w:rPr>
-          <w:b/>
-          <w:bCs/>
-          <w:sz w:val="28"/>
-          <w:szCs w:val="32"/>
-        </w:rPr>
-        <w:t>ignore</w:t>
-      </w:r>
-      <w:proofErr w:type="gramEnd"/>
-      <w:r>
-        <w:rPr>
-          <w:b/>
-          <w:bCs/>
-          <w:sz w:val="28"/>
-          <w:szCs w:val="32"/>
-        </w:rPr>
-        <w:t xml:space="preserve"> those which are already incorporated in your book’s version and date)</w:t>
+        <w:t>(ignore those which are already incorporated in your book’s version and date)</w:t>
       </w:r>
     </w:p>
     <w:tbl>
@@ -16876,7 +17394,7 @@
 </file>
 
 <file path=word/endnotes.xml><?xml version="1.0" encoding="utf-8"?>
-<w:endnotes xmlns:wpc="http://schemas.microsoft.com/office/word/2010/wordprocessingCanvas" xmlns:cx="http://schemas.microsoft.com/office/drawing/2014/chartex" xmlns:cx1="http://schemas.microsoft.com/office/drawing/2015/9/8/chartex" xmlns:cx2="http://schemas.microsoft.com/office/drawing/2015/10/21/chartex" xmlns:cx3="http://schemas.microsoft.com/office/drawing/2016/5/9/chartex" xmlns:cx4="http://schemas.microsoft.com/office/drawing/2016/5/10/chartex" xmlns:cx5="http://schemas.microsoft.com/office/drawing/2016/5/11/chartex" xmlns:cx6="http://schemas.microsoft.com/office/drawing/2016/5/12/chartex" xmlns:cx7="http://schemas.microsoft.com/office/drawing/2016/5/13/chartex" xmlns:cx8="http://schemas.microsoft.com/office/drawing/2016/5/14/chartex" xmlns:mc="http://schemas.openxmlformats.org/markup-compatibility/2006" xmlns:aink="http://schemas.microsoft.com/office/drawing/2016/ink" xmlns:am3d="http://schemas.microsoft.com/office/drawing/2017/model3d" xmlns:o="urn:schemas-microsoft-com:office:office" xmlns:oel="http://schemas.microsoft.com/office/2019/extlst" xmlns:r="http://schemas.openxmlformats.org/officeDocument/2006/relationships" xmlns:m="http://schemas.openxmlformats.org/officeDocument/2006/math" xmlns:v="urn:schemas-microsoft-com:vml" xmlns:wp14="http://schemas.microsoft.com/office/word/2010/wordprocessingDrawing" xmlns:wp="http://schemas.openxmlformats.org/drawingml/2006/wordprocessingDrawing" xmlns:w10="urn:schemas-microsoft-com:office:word" xmlns:w="http://schemas.openxmlformats.org/wordprocessingml/2006/main" xmlns:w14="http://schemas.microsoft.com/office/word/2010/wordml" xmlns:w15="http://schemas.microsoft.com/office/word/2012/wordml" xmlns:w16cex="http://schemas.microsoft.com/office/word/2018/wordml/cex" xmlns:w16cid="http://schemas.microsoft.com/office/word/2016/wordml/cid" xmlns:w16="http://schemas.microsoft.com/office/word/2018/wordml" xmlns:w16sdtdh="http://schemas.microsoft.com/office/word/2020/wordml/sdtdatahash" xmlns:w16se="http://schemas.microsoft.com/office/word/2015/wordml/symex" xmlns:wpg="http://schemas.microsoft.com/office/word/2010/wordprocessingGroup" xmlns:wpi="http://schemas.microsoft.com/office/word/2010/wordprocessingInk" xmlns:wne="http://schemas.microsoft.com/office/word/2006/wordml" xmlns:wps="http://schemas.microsoft.com/office/word/2010/wordprocessingShape" mc:Ignorable="w14 w15 w16se w16cid w16 w16cex w16sdtdh wp14">
+<w:endnotes xmlns:wpc="http://schemas.microsoft.com/office/word/2010/wordprocessingCanvas" xmlns:cx="http://schemas.microsoft.com/office/drawing/2014/chartex" xmlns:cx1="http://schemas.microsoft.com/office/drawing/2015/9/8/chartex" xmlns:cx2="http://schemas.microsoft.com/office/drawing/2015/10/21/chartex" xmlns:cx3="http://schemas.microsoft.com/office/drawing/2016/5/9/chartex" xmlns:cx4="http://schemas.microsoft.com/office/drawing/2016/5/10/chartex" xmlns:cx5="http://schemas.microsoft.com/office/drawing/2016/5/11/chartex" xmlns:cx6="http://schemas.microsoft.com/office/drawing/2016/5/12/chartex" xmlns:cx7="http://schemas.microsoft.com/office/drawing/2016/5/13/chartex" xmlns:cx8="http://schemas.microsoft.com/office/drawing/2016/5/14/chartex" xmlns:mc="http://schemas.openxmlformats.org/markup-compatibility/2006" xmlns:aink="http://schemas.microsoft.com/office/drawing/2016/ink" xmlns:am3d="http://schemas.microsoft.com/office/drawing/2017/model3d" xmlns:o="urn:schemas-microsoft-com:office:office" xmlns:oel="http://schemas.microsoft.com/office/2019/extlst" xmlns:r="http://schemas.openxmlformats.org/officeDocument/2006/relationships" xmlns:m="http://schemas.openxmlformats.org/officeDocument/2006/math" xmlns:v="urn:schemas-microsoft-com:vml" xmlns:wp14="http://schemas.microsoft.com/office/word/2010/wordprocessingDrawing" xmlns:wp="http://schemas.openxmlformats.org/drawingml/2006/wordprocessingDrawing" xmlns:w10="urn:schemas-microsoft-com:office:word" xmlns:w="http://schemas.openxmlformats.org/wordprocessingml/2006/main" xmlns:w14="http://schemas.microsoft.com/office/word/2010/wordml" xmlns:w15="http://schemas.microsoft.com/office/word/2012/wordml" xmlns:w16cex="http://schemas.microsoft.com/office/word/2018/wordml/cex" xmlns:w16cid="http://schemas.microsoft.com/office/word/2016/wordml/cid" xmlns:w16="http://schemas.microsoft.com/office/word/2018/wordml" xmlns:w16du="http://schemas.microsoft.com/office/word/2023/wordml/word16du" xmlns:w16sdtdh="http://schemas.microsoft.com/office/word/2020/wordml/sdtdatahash" xmlns:w16sdtfl="http://schemas.microsoft.com/office/word/2024/wordml/sdtformatlock" xmlns:w16se="http://schemas.microsoft.com/office/word/2015/wordml/symex" xmlns:wpg="http://schemas.microsoft.com/office/word/2010/wordprocessingGroup" xmlns:wpi="http://schemas.microsoft.com/office/word/2010/wordprocessingInk" xmlns:wne="http://schemas.microsoft.com/office/word/2006/wordml" xmlns:wps="http://schemas.microsoft.com/office/word/2010/wordprocessingShape" mc:Ignorable="w14 w15 w16se w16cid w16 w16cex w16sdtdh w16sdtfl w16du wp14">
   <w:endnote w:type="separator" w:id="-1">
     <w:p>
       <w:pPr>
@@ -16901,7 +17419,7 @@
 </file>
 
 <file path=word/footer1.xml><?xml version="1.0" encoding="utf-8"?>
-<w:ftr xmlns:wpc="http://schemas.microsoft.com/office/word/2010/wordprocessingCanvas" xmlns:cx="http://schemas.microsoft.com/office/drawing/2014/chartex" xmlns:cx1="http://schemas.microsoft.com/office/drawing/2015/9/8/chartex" xmlns:cx2="http://schemas.microsoft.com/office/drawing/2015/10/21/chartex" xmlns:cx3="http://schemas.microsoft.com/office/drawing/2016/5/9/chartex" xmlns:cx4="http://schemas.microsoft.com/office/drawing/2016/5/10/chartex" xmlns:cx5="http://schemas.microsoft.com/office/drawing/2016/5/11/chartex" xmlns:cx6="http://schemas.microsoft.com/office/drawing/2016/5/12/chartex" xmlns:cx7="http://schemas.microsoft.com/office/drawing/2016/5/13/chartex" xmlns:cx8="http://schemas.microsoft.com/office/drawing/2016/5/14/chartex" xmlns:mc="http://schemas.openxmlformats.org/markup-compatibility/2006" xmlns:aink="http://schemas.microsoft.com/office/drawing/2016/ink" xmlns:am3d="http://schemas.microsoft.com/office/drawing/2017/model3d" xmlns:o="urn:schemas-microsoft-com:office:office" xmlns:oel="http://schemas.microsoft.com/office/2019/extlst" xmlns:r="http://schemas.openxmlformats.org/officeDocument/2006/relationships" xmlns:m="http://schemas.openxmlformats.org/officeDocument/2006/math" xmlns:v="urn:schemas-microsoft-com:vml" xmlns:wp14="http://schemas.microsoft.com/office/word/2010/wordprocessingDrawing" xmlns:wp="http://schemas.openxmlformats.org/drawingml/2006/wordprocessingDrawing" xmlns:w10="urn:schemas-microsoft-com:office:word" xmlns:w="http://schemas.openxmlformats.org/wordprocessingml/2006/main" xmlns:w14="http://schemas.microsoft.com/office/word/2010/wordml" xmlns:w15="http://schemas.microsoft.com/office/word/2012/wordml" xmlns:w16cex="http://schemas.microsoft.com/office/word/2018/wordml/cex" xmlns:w16cid="http://schemas.microsoft.com/office/word/2016/wordml/cid" xmlns:w16="http://schemas.microsoft.com/office/word/2018/wordml" xmlns:w16sdtdh="http://schemas.microsoft.com/office/word/2020/wordml/sdtdatahash" xmlns:w16se="http://schemas.microsoft.com/office/word/2015/wordml/symex" xmlns:wpg="http://schemas.microsoft.com/office/word/2010/wordprocessingGroup" xmlns:wpi="http://schemas.microsoft.com/office/word/2010/wordprocessingInk" xmlns:wne="http://schemas.microsoft.com/office/word/2006/wordml" xmlns:wps="http://schemas.microsoft.com/office/word/2010/wordprocessingShape" mc:Ignorable="w14 w15 w16se w16cid w16 w16cex w16sdtdh wp14">
+<w:ftr xmlns:wpc="http://schemas.microsoft.com/office/word/2010/wordprocessingCanvas" xmlns:cx="http://schemas.microsoft.com/office/drawing/2014/chartex" xmlns:cx1="http://schemas.microsoft.com/office/drawing/2015/9/8/chartex" xmlns:cx2="http://schemas.microsoft.com/office/drawing/2015/10/21/chartex" xmlns:cx3="http://schemas.microsoft.com/office/drawing/2016/5/9/chartex" xmlns:cx4="http://schemas.microsoft.com/office/drawing/2016/5/10/chartex" xmlns:cx5="http://schemas.microsoft.com/office/drawing/2016/5/11/chartex" xmlns:cx6="http://schemas.microsoft.com/office/drawing/2016/5/12/chartex" xmlns:cx7="http://schemas.microsoft.com/office/drawing/2016/5/13/chartex" xmlns:cx8="http://schemas.microsoft.com/office/drawing/2016/5/14/chartex" xmlns:mc="http://schemas.openxmlformats.org/markup-compatibility/2006" xmlns:aink="http://schemas.microsoft.com/office/drawing/2016/ink" xmlns:am3d="http://schemas.microsoft.com/office/drawing/2017/model3d" xmlns:o="urn:schemas-microsoft-com:office:office" xmlns:oel="http://schemas.microsoft.com/office/2019/extlst" xmlns:r="http://schemas.openxmlformats.org/officeDocument/2006/relationships" xmlns:m="http://schemas.openxmlformats.org/officeDocument/2006/math" xmlns:v="urn:schemas-microsoft-com:vml" xmlns:wp14="http://schemas.microsoft.com/office/word/2010/wordprocessingDrawing" xmlns:wp="http://schemas.openxmlformats.org/drawingml/2006/wordprocessingDrawing" xmlns:w10="urn:schemas-microsoft-com:office:word" xmlns:w="http://schemas.openxmlformats.org/wordprocessingml/2006/main" xmlns:w14="http://schemas.microsoft.com/office/word/2010/wordml" xmlns:w15="http://schemas.microsoft.com/office/word/2012/wordml" xmlns:w16cex="http://schemas.microsoft.com/office/word/2018/wordml/cex" xmlns:w16cid="http://schemas.microsoft.com/office/word/2016/wordml/cid" xmlns:w16="http://schemas.microsoft.com/office/word/2018/wordml" xmlns:w16du="http://schemas.microsoft.com/office/word/2023/wordml/word16du" xmlns:w16sdtdh="http://schemas.microsoft.com/office/word/2020/wordml/sdtdatahash" xmlns:w16sdtfl="http://schemas.microsoft.com/office/word/2024/wordml/sdtformatlock" xmlns:w16se="http://schemas.microsoft.com/office/word/2015/wordml/symex" xmlns:wpg="http://schemas.microsoft.com/office/word/2010/wordprocessingGroup" xmlns:wpi="http://schemas.microsoft.com/office/word/2010/wordprocessingInk" xmlns:wne="http://schemas.microsoft.com/office/word/2006/wordml" xmlns:wps="http://schemas.microsoft.com/office/word/2010/wordprocessingShape" mc:Ignorable="w14 w15 w16se w16cid w16 w16cex w16sdtdh w16sdtfl w16du wp14">
   <w:p>
     <w:pPr>
       <w:pBdr>
@@ -17083,7 +17601,7 @@
 </file>
 
 <file path=word/footer2.xml><?xml version="1.0" encoding="utf-8"?>
-<w:ftr xmlns:wpc="http://schemas.microsoft.com/office/word/2010/wordprocessingCanvas" xmlns:cx="http://schemas.microsoft.com/office/drawing/2014/chartex" xmlns:cx1="http://schemas.microsoft.com/office/drawing/2015/9/8/chartex" xmlns:cx2="http://schemas.microsoft.com/office/drawing/2015/10/21/chartex" xmlns:cx3="http://schemas.microsoft.com/office/drawing/2016/5/9/chartex" xmlns:cx4="http://schemas.microsoft.com/office/drawing/2016/5/10/chartex" xmlns:cx5="http://schemas.microsoft.com/office/drawing/2016/5/11/chartex" xmlns:cx6="http://schemas.microsoft.com/office/drawing/2016/5/12/chartex" xmlns:cx7="http://schemas.microsoft.com/office/drawing/2016/5/13/chartex" xmlns:cx8="http://schemas.microsoft.com/office/drawing/2016/5/14/chartex" xmlns:mc="http://schemas.openxmlformats.org/markup-compatibility/2006" xmlns:aink="http://schemas.microsoft.com/office/drawing/2016/ink" xmlns:am3d="http://schemas.microsoft.com/office/drawing/2017/model3d" xmlns:o="urn:schemas-microsoft-com:office:office" xmlns:oel="http://schemas.microsoft.com/office/2019/extlst" xmlns:r="http://schemas.openxmlformats.org/officeDocument/2006/relationships" xmlns:m="http://schemas.openxmlformats.org/officeDocument/2006/math" xmlns:v="urn:schemas-microsoft-com:vml" xmlns:wp14="http://schemas.microsoft.com/office/word/2010/wordprocessingDrawing" xmlns:wp="http://schemas.openxmlformats.org/drawingml/2006/wordprocessingDrawing" xmlns:w10="urn:schemas-microsoft-com:office:word" xmlns:w="http://schemas.openxmlformats.org/wordprocessingml/2006/main" xmlns:w14="http://schemas.microsoft.com/office/word/2010/wordml" xmlns:w15="http://schemas.microsoft.com/office/word/2012/wordml" xmlns:w16cex="http://schemas.microsoft.com/office/word/2018/wordml/cex" xmlns:w16cid="http://schemas.microsoft.com/office/word/2016/wordml/cid" xmlns:w16="http://schemas.microsoft.com/office/word/2018/wordml" xmlns:w16sdtdh="http://schemas.microsoft.com/office/word/2020/wordml/sdtdatahash" xmlns:w16se="http://schemas.microsoft.com/office/word/2015/wordml/symex" xmlns:wpg="http://schemas.microsoft.com/office/word/2010/wordprocessingGroup" xmlns:wpi="http://schemas.microsoft.com/office/word/2010/wordprocessingInk" xmlns:wne="http://schemas.microsoft.com/office/word/2006/wordml" xmlns:wps="http://schemas.microsoft.com/office/word/2010/wordprocessingShape" mc:Ignorable="w14 w15 w16se w16cid w16 w16cex w16sdtdh wp14">
+<w:ftr xmlns:wpc="http://schemas.microsoft.com/office/word/2010/wordprocessingCanvas" xmlns:cx="http://schemas.microsoft.com/office/drawing/2014/chartex" xmlns:cx1="http://schemas.microsoft.com/office/drawing/2015/9/8/chartex" xmlns:cx2="http://schemas.microsoft.com/office/drawing/2015/10/21/chartex" xmlns:cx3="http://schemas.microsoft.com/office/drawing/2016/5/9/chartex" xmlns:cx4="http://schemas.microsoft.com/office/drawing/2016/5/10/chartex" xmlns:cx5="http://schemas.microsoft.com/office/drawing/2016/5/11/chartex" xmlns:cx6="http://schemas.microsoft.com/office/drawing/2016/5/12/chartex" xmlns:cx7="http://schemas.microsoft.com/office/drawing/2016/5/13/chartex" xmlns:cx8="http://schemas.microsoft.com/office/drawing/2016/5/14/chartex" xmlns:mc="http://schemas.openxmlformats.org/markup-compatibility/2006" xmlns:aink="http://schemas.microsoft.com/office/drawing/2016/ink" xmlns:am3d="http://schemas.microsoft.com/office/drawing/2017/model3d" xmlns:o="urn:schemas-microsoft-com:office:office" xmlns:oel="http://schemas.microsoft.com/office/2019/extlst" xmlns:r="http://schemas.openxmlformats.org/officeDocument/2006/relationships" xmlns:m="http://schemas.openxmlformats.org/officeDocument/2006/math" xmlns:v="urn:schemas-microsoft-com:vml" xmlns:wp14="http://schemas.microsoft.com/office/word/2010/wordprocessingDrawing" xmlns:wp="http://schemas.openxmlformats.org/drawingml/2006/wordprocessingDrawing" xmlns:w10="urn:schemas-microsoft-com:office:word" xmlns:w="http://schemas.openxmlformats.org/wordprocessingml/2006/main" xmlns:w14="http://schemas.microsoft.com/office/word/2010/wordml" xmlns:w15="http://schemas.microsoft.com/office/word/2012/wordml" xmlns:w16cex="http://schemas.microsoft.com/office/word/2018/wordml/cex" xmlns:w16cid="http://schemas.microsoft.com/office/word/2016/wordml/cid" xmlns:w16="http://schemas.microsoft.com/office/word/2018/wordml" xmlns:w16du="http://schemas.microsoft.com/office/word/2023/wordml/word16du" xmlns:w16sdtdh="http://schemas.microsoft.com/office/word/2020/wordml/sdtdatahash" xmlns:w16sdtfl="http://schemas.microsoft.com/office/word/2024/wordml/sdtformatlock" xmlns:w16se="http://schemas.microsoft.com/office/word/2015/wordml/symex" xmlns:wpg="http://schemas.microsoft.com/office/word/2010/wordprocessingGroup" xmlns:wpi="http://schemas.microsoft.com/office/word/2010/wordprocessingInk" xmlns:wne="http://schemas.microsoft.com/office/word/2006/wordml" xmlns:wps="http://schemas.microsoft.com/office/word/2010/wordprocessingShape" mc:Ignorable="w14 w15 w16se w16cid w16 w16cex w16sdtdh w16sdtfl w16du wp14">
   <w:p>
     <w:pPr>
       <w:pBdr>
@@ -17289,7 +17807,7 @@
 </file>
 
 <file path=word/footnotes.xml><?xml version="1.0" encoding="utf-8"?>
-<w:footnotes xmlns:wpc="http://schemas.microsoft.com/office/word/2010/wordprocessingCanvas" xmlns:cx="http://schemas.microsoft.com/office/drawing/2014/chartex" xmlns:cx1="http://schemas.microsoft.com/office/drawing/2015/9/8/chartex" xmlns:cx2="http://schemas.microsoft.com/office/drawing/2015/10/21/chartex" xmlns:cx3="http://schemas.microsoft.com/office/drawing/2016/5/9/chartex" xmlns:cx4="http://schemas.microsoft.com/office/drawing/2016/5/10/chartex" xmlns:cx5="http://schemas.microsoft.com/office/drawing/2016/5/11/chartex" xmlns:cx6="http://schemas.microsoft.com/office/drawing/2016/5/12/chartex" xmlns:cx7="http://schemas.microsoft.com/office/drawing/2016/5/13/chartex" xmlns:cx8="http://schemas.microsoft.com/office/drawing/2016/5/14/chartex" xmlns:mc="http://schemas.openxmlformats.org/markup-compatibility/2006" xmlns:aink="http://schemas.microsoft.com/office/drawing/2016/ink" xmlns:am3d="http://schemas.microsoft.com/office/drawing/2017/model3d" xmlns:o="urn:schemas-microsoft-com:office:office" xmlns:oel="http://schemas.microsoft.com/office/2019/extlst" xmlns:r="http://schemas.openxmlformats.org/officeDocument/2006/relationships" xmlns:m="http://schemas.openxmlformats.org/officeDocument/2006/math" xmlns:v="urn:schemas-microsoft-com:vml" xmlns:wp14="http://schemas.microsoft.com/office/word/2010/wordprocessingDrawing" xmlns:wp="http://schemas.openxmlformats.org/drawingml/2006/wordprocessingDrawing" xmlns:w10="urn:schemas-microsoft-com:office:word" xmlns:w="http://schemas.openxmlformats.org/wordprocessingml/2006/main" xmlns:w14="http://schemas.microsoft.com/office/word/2010/wordml" xmlns:w15="http://schemas.microsoft.com/office/word/2012/wordml" xmlns:w16cex="http://schemas.microsoft.com/office/word/2018/wordml/cex" xmlns:w16cid="http://schemas.microsoft.com/office/word/2016/wordml/cid" xmlns:w16="http://schemas.microsoft.com/office/word/2018/wordml" xmlns:w16sdtdh="http://schemas.microsoft.com/office/word/2020/wordml/sdtdatahash" xmlns:w16se="http://schemas.microsoft.com/office/word/2015/wordml/symex" xmlns:wpg="http://schemas.microsoft.com/office/word/2010/wordprocessingGroup" xmlns:wpi="http://schemas.microsoft.com/office/word/2010/wordprocessingInk" xmlns:wne="http://schemas.microsoft.com/office/word/2006/wordml" xmlns:wps="http://schemas.microsoft.com/office/word/2010/wordprocessingShape" mc:Ignorable="w14 w15 w16se w16cid w16 w16cex w16sdtdh wp14">
+<w:footnotes xmlns:wpc="http://schemas.microsoft.com/office/word/2010/wordprocessingCanvas" xmlns:cx="http://schemas.microsoft.com/office/drawing/2014/chartex" xmlns:cx1="http://schemas.microsoft.com/office/drawing/2015/9/8/chartex" xmlns:cx2="http://schemas.microsoft.com/office/drawing/2015/10/21/chartex" xmlns:cx3="http://schemas.microsoft.com/office/drawing/2016/5/9/chartex" xmlns:cx4="http://schemas.microsoft.com/office/drawing/2016/5/10/chartex" xmlns:cx5="http://schemas.microsoft.com/office/drawing/2016/5/11/chartex" xmlns:cx6="http://schemas.microsoft.com/office/drawing/2016/5/12/chartex" xmlns:cx7="http://schemas.microsoft.com/office/drawing/2016/5/13/chartex" xmlns:cx8="http://schemas.microsoft.com/office/drawing/2016/5/14/chartex" xmlns:mc="http://schemas.openxmlformats.org/markup-compatibility/2006" xmlns:aink="http://schemas.microsoft.com/office/drawing/2016/ink" xmlns:am3d="http://schemas.microsoft.com/office/drawing/2017/model3d" xmlns:o="urn:schemas-microsoft-com:office:office" xmlns:oel="http://schemas.microsoft.com/office/2019/extlst" xmlns:r="http://schemas.openxmlformats.org/officeDocument/2006/relationships" xmlns:m="http://schemas.openxmlformats.org/officeDocument/2006/math" xmlns:v="urn:schemas-microsoft-com:vml" xmlns:wp14="http://schemas.microsoft.com/office/word/2010/wordprocessingDrawing" xmlns:wp="http://schemas.openxmlformats.org/drawingml/2006/wordprocessingDrawing" xmlns:w10="urn:schemas-microsoft-com:office:word" xmlns:w="http://schemas.openxmlformats.org/wordprocessingml/2006/main" xmlns:w14="http://schemas.microsoft.com/office/word/2010/wordml" xmlns:w15="http://schemas.microsoft.com/office/word/2012/wordml" xmlns:w16cex="http://schemas.microsoft.com/office/word/2018/wordml/cex" xmlns:w16cid="http://schemas.microsoft.com/office/word/2016/wordml/cid" xmlns:w16="http://schemas.microsoft.com/office/word/2018/wordml" xmlns:w16du="http://schemas.microsoft.com/office/word/2023/wordml/word16du" xmlns:w16sdtdh="http://schemas.microsoft.com/office/word/2020/wordml/sdtdatahash" xmlns:w16sdtfl="http://schemas.microsoft.com/office/word/2024/wordml/sdtformatlock" xmlns:w16se="http://schemas.microsoft.com/office/word/2015/wordml/symex" xmlns:wpg="http://schemas.microsoft.com/office/word/2010/wordprocessingGroup" xmlns:wpi="http://schemas.microsoft.com/office/word/2010/wordprocessingInk" xmlns:wne="http://schemas.microsoft.com/office/word/2006/wordml" xmlns:wps="http://schemas.microsoft.com/office/word/2010/wordprocessingShape" mc:Ignorable="w14 w15 w16se w16cid w16 w16cex w16sdtdh w16sdtfl w16du wp14">
   <w:footnote w:type="separator" w:id="-1">
     <w:p>
       <w:pPr>
@@ -17314,7 +17832,7 @@
 </file>
 
 <file path=word/header1.xml><?xml version="1.0" encoding="utf-8"?>
-<w:hdr xmlns:wpc="http://schemas.microsoft.com/office/word/2010/wordprocessingCanvas" xmlns:cx="http://schemas.microsoft.com/office/drawing/2014/chartex" xmlns:cx1="http://schemas.microsoft.com/office/drawing/2015/9/8/chartex" xmlns:cx2="http://schemas.microsoft.com/office/drawing/2015/10/21/chartex" xmlns:cx3="http://schemas.microsoft.com/office/drawing/2016/5/9/chartex" xmlns:cx4="http://schemas.microsoft.com/office/drawing/2016/5/10/chartex" xmlns:cx5="http://schemas.microsoft.com/office/drawing/2016/5/11/chartex" xmlns:cx6="http://schemas.microsoft.com/office/drawing/2016/5/12/chartex" xmlns:cx7="http://schemas.microsoft.com/office/drawing/2016/5/13/chartex" xmlns:cx8="http://schemas.microsoft.com/office/drawing/2016/5/14/chartex" xmlns:mc="http://schemas.openxmlformats.org/markup-compatibility/2006" xmlns:aink="http://schemas.microsoft.com/office/drawing/2016/ink" xmlns:am3d="http://schemas.microsoft.com/office/drawing/2017/model3d" xmlns:o="urn:schemas-microsoft-com:office:office" xmlns:oel="http://schemas.microsoft.com/office/2019/extlst" xmlns:r="http://schemas.openxmlformats.org/officeDocument/2006/relationships" xmlns:m="http://schemas.openxmlformats.org/officeDocument/2006/math" xmlns:v="urn:schemas-microsoft-com:vml" xmlns:wp14="http://schemas.microsoft.com/office/word/2010/wordprocessingDrawing" xmlns:wp="http://schemas.openxmlformats.org/drawingml/2006/wordprocessingDrawing" xmlns:w10="urn:schemas-microsoft-com:office:word" xmlns:w="http://schemas.openxmlformats.org/wordprocessingml/2006/main" xmlns:w14="http://schemas.microsoft.com/office/word/2010/wordml" xmlns:w15="http://schemas.microsoft.com/office/word/2012/wordml" xmlns:w16cex="http://schemas.microsoft.com/office/word/2018/wordml/cex" xmlns:w16cid="http://schemas.microsoft.com/office/word/2016/wordml/cid" xmlns:w16="http://schemas.microsoft.com/office/word/2018/wordml" xmlns:w16sdtdh="http://schemas.microsoft.com/office/word/2020/wordml/sdtdatahash" xmlns:w16se="http://schemas.microsoft.com/office/word/2015/wordml/symex" xmlns:wpg="http://schemas.microsoft.com/office/word/2010/wordprocessingGroup" xmlns:wpi="http://schemas.microsoft.com/office/word/2010/wordprocessingInk" xmlns:wne="http://schemas.microsoft.com/office/word/2006/wordml" xmlns:wps="http://schemas.microsoft.com/office/word/2010/wordprocessingShape" mc:Ignorable="w14 w15 w16se w16cid w16 w16cex w16sdtdh wp14">
+<w:hdr xmlns:wpc="http://schemas.microsoft.com/office/word/2010/wordprocessingCanvas" xmlns:cx="http://schemas.microsoft.com/office/drawing/2014/chartex" xmlns:cx1="http://schemas.microsoft.com/office/drawing/2015/9/8/chartex" xmlns:cx2="http://schemas.microsoft.com/office/drawing/2015/10/21/chartex" xmlns:cx3="http://schemas.microsoft.com/office/drawing/2016/5/9/chartex" xmlns:cx4="http://schemas.microsoft.com/office/drawing/2016/5/10/chartex" xmlns:cx5="http://schemas.microsoft.com/office/drawing/2016/5/11/chartex" xmlns:cx6="http://schemas.microsoft.com/office/drawing/2016/5/12/chartex" xmlns:cx7="http://schemas.microsoft.com/office/drawing/2016/5/13/chartex" xmlns:cx8="http://schemas.microsoft.com/office/drawing/2016/5/14/chartex" xmlns:mc="http://schemas.openxmlformats.org/markup-compatibility/2006" xmlns:aink="http://schemas.microsoft.com/office/drawing/2016/ink" xmlns:am3d="http://schemas.microsoft.com/office/drawing/2017/model3d" xmlns:o="urn:schemas-microsoft-com:office:office" xmlns:oel="http://schemas.microsoft.com/office/2019/extlst" xmlns:r="http://schemas.openxmlformats.org/officeDocument/2006/relationships" xmlns:m="http://schemas.openxmlformats.org/officeDocument/2006/math" xmlns:v="urn:schemas-microsoft-com:vml" xmlns:wp14="http://schemas.microsoft.com/office/word/2010/wordprocessingDrawing" xmlns:wp="http://schemas.openxmlformats.org/drawingml/2006/wordprocessingDrawing" xmlns:w10="urn:schemas-microsoft-com:office:word" xmlns:w="http://schemas.openxmlformats.org/wordprocessingml/2006/main" xmlns:w14="http://schemas.microsoft.com/office/word/2010/wordml" xmlns:w15="http://schemas.microsoft.com/office/word/2012/wordml" xmlns:w16cex="http://schemas.microsoft.com/office/word/2018/wordml/cex" xmlns:w16cid="http://schemas.microsoft.com/office/word/2016/wordml/cid" xmlns:w16="http://schemas.microsoft.com/office/word/2018/wordml" xmlns:w16du="http://schemas.microsoft.com/office/word/2023/wordml/word16du" xmlns:w16sdtdh="http://schemas.microsoft.com/office/word/2020/wordml/sdtdatahash" xmlns:w16sdtfl="http://schemas.microsoft.com/office/word/2024/wordml/sdtformatlock" xmlns:w16se="http://schemas.microsoft.com/office/word/2015/wordml/symex" xmlns:wpg="http://schemas.microsoft.com/office/word/2010/wordprocessingGroup" xmlns:wpi="http://schemas.microsoft.com/office/word/2010/wordprocessingInk" xmlns:wne="http://schemas.microsoft.com/office/word/2006/wordml" xmlns:wps="http://schemas.microsoft.com/office/word/2010/wordprocessingShape" mc:Ignorable="w14 w15 w16se w16cid w16 w16cex w16sdtdh w16sdtfl w16du wp14">
   <w:p>
     <w:pPr>
       <w:pStyle w:val="Header"/>
@@ -17335,7 +17853,7 @@
 </file>
 
 <file path=word/header2.xml><?xml version="1.0" encoding="utf-8"?>
-<w:hdr xmlns:wpc="http://schemas.microsoft.com/office/word/2010/wordprocessingCanvas" xmlns:cx="http://schemas.microsoft.com/office/drawing/2014/chartex" xmlns:cx1="http://schemas.microsoft.com/office/drawing/2015/9/8/chartex" xmlns:cx2="http://schemas.microsoft.com/office/drawing/2015/10/21/chartex" xmlns:cx3="http://schemas.microsoft.com/office/drawing/2016/5/9/chartex" xmlns:cx4="http://schemas.microsoft.com/office/drawing/2016/5/10/chartex" xmlns:cx5="http://schemas.microsoft.com/office/drawing/2016/5/11/chartex" xmlns:cx6="http://schemas.microsoft.com/office/drawing/2016/5/12/chartex" xmlns:cx7="http://schemas.microsoft.com/office/drawing/2016/5/13/chartex" xmlns:cx8="http://schemas.microsoft.com/office/drawing/2016/5/14/chartex" xmlns:mc="http://schemas.openxmlformats.org/markup-compatibility/2006" xmlns:aink="http://schemas.microsoft.com/office/drawing/2016/ink" xmlns:am3d="http://schemas.microsoft.com/office/drawing/2017/model3d" xmlns:o="urn:schemas-microsoft-com:office:office" xmlns:oel="http://schemas.microsoft.com/office/2019/extlst" xmlns:r="http://schemas.openxmlformats.org/officeDocument/2006/relationships" xmlns:m="http://schemas.openxmlformats.org/officeDocument/2006/math" xmlns:v="urn:schemas-microsoft-com:vml" xmlns:wp14="http://schemas.microsoft.com/office/word/2010/wordprocessingDrawing" xmlns:wp="http://schemas.openxmlformats.org/drawingml/2006/wordprocessingDrawing" xmlns:w10="urn:schemas-microsoft-com:office:word" xmlns:w="http://schemas.openxmlformats.org/wordprocessingml/2006/main" xmlns:w14="http://schemas.microsoft.com/office/word/2010/wordml" xmlns:w15="http://schemas.microsoft.com/office/word/2012/wordml" xmlns:w16cex="http://schemas.microsoft.com/office/word/2018/wordml/cex" xmlns:w16cid="http://schemas.microsoft.com/office/word/2016/wordml/cid" xmlns:w16="http://schemas.microsoft.com/office/word/2018/wordml" xmlns:w16sdtdh="http://schemas.microsoft.com/office/word/2020/wordml/sdtdatahash" xmlns:w16se="http://schemas.microsoft.com/office/word/2015/wordml/symex" xmlns:wpg="http://schemas.microsoft.com/office/word/2010/wordprocessingGroup" xmlns:wpi="http://schemas.microsoft.com/office/word/2010/wordprocessingInk" xmlns:wne="http://schemas.microsoft.com/office/word/2006/wordml" xmlns:wps="http://schemas.microsoft.com/office/word/2010/wordprocessingShape" mc:Ignorable="w14 w15 w16se w16cid w16 w16cex w16sdtdh wp14">
+<w:hdr xmlns:wpc="http://schemas.microsoft.com/office/word/2010/wordprocessingCanvas" xmlns:cx="http://schemas.microsoft.com/office/drawing/2014/chartex" xmlns:cx1="http://schemas.microsoft.com/office/drawing/2015/9/8/chartex" xmlns:cx2="http://schemas.microsoft.com/office/drawing/2015/10/21/chartex" xmlns:cx3="http://schemas.microsoft.com/office/drawing/2016/5/9/chartex" xmlns:cx4="http://schemas.microsoft.com/office/drawing/2016/5/10/chartex" xmlns:cx5="http://schemas.microsoft.com/office/drawing/2016/5/11/chartex" xmlns:cx6="http://schemas.microsoft.com/office/drawing/2016/5/12/chartex" xmlns:cx7="http://schemas.microsoft.com/office/drawing/2016/5/13/chartex" xmlns:cx8="http://schemas.microsoft.com/office/drawing/2016/5/14/chartex" xmlns:mc="http://schemas.openxmlformats.org/markup-compatibility/2006" xmlns:aink="http://schemas.microsoft.com/office/drawing/2016/ink" xmlns:am3d="http://schemas.microsoft.com/office/drawing/2017/model3d" xmlns:o="urn:schemas-microsoft-com:office:office" xmlns:oel="http://schemas.microsoft.com/office/2019/extlst" xmlns:r="http://schemas.openxmlformats.org/officeDocument/2006/relationships" xmlns:m="http://schemas.openxmlformats.org/officeDocument/2006/math" xmlns:v="urn:schemas-microsoft-com:vml" xmlns:wp14="http://schemas.microsoft.com/office/word/2010/wordprocessingDrawing" xmlns:wp="http://schemas.openxmlformats.org/drawingml/2006/wordprocessingDrawing" xmlns:w10="urn:schemas-microsoft-com:office:word" xmlns:w="http://schemas.openxmlformats.org/wordprocessingml/2006/main" xmlns:w14="http://schemas.microsoft.com/office/word/2010/wordml" xmlns:w15="http://schemas.microsoft.com/office/word/2012/wordml" xmlns:w16cex="http://schemas.microsoft.com/office/word/2018/wordml/cex" xmlns:w16cid="http://schemas.microsoft.com/office/word/2016/wordml/cid" xmlns:w16="http://schemas.microsoft.com/office/word/2018/wordml" xmlns:w16du="http://schemas.microsoft.com/office/word/2023/wordml/word16du" xmlns:w16sdtdh="http://schemas.microsoft.com/office/word/2020/wordml/sdtdatahash" xmlns:w16sdtfl="http://schemas.microsoft.com/office/word/2024/wordml/sdtformatlock" xmlns:w16se="http://schemas.microsoft.com/office/word/2015/wordml/symex" xmlns:wpg="http://schemas.microsoft.com/office/word/2010/wordprocessingGroup" xmlns:wpi="http://schemas.microsoft.com/office/word/2010/wordprocessingInk" xmlns:wne="http://schemas.microsoft.com/office/word/2006/wordml" xmlns:wps="http://schemas.microsoft.com/office/word/2010/wordprocessingShape" mc:Ignorable="w14 w15 w16se w16cid w16 w16cex w16sdtdh w16sdtfl w16du wp14">
   <w:p>
     <w:pPr>
       <w:pStyle w:val="Header"/>
@@ -17348,7 +17866,7 @@
 </file>
 
 <file path=word/styles.xml><?xml version="1.0" encoding="utf-8"?>
-<w:styles xmlns:mc="http://schemas.openxmlformats.org/markup-compatibility/2006" xmlns:r="http://schemas.openxmlformats.org/officeDocument/2006/relationships" xmlns:w="http://schemas.openxmlformats.org/wordprocessingml/2006/main" xmlns:w14="http://schemas.microsoft.com/office/word/2010/wordml" xmlns:w15="http://schemas.microsoft.com/office/word/2012/wordml" xmlns:w16cex="http://schemas.microsoft.com/office/word/2018/wordml/cex" xmlns:w16cid="http://schemas.microsoft.com/office/word/2016/wordml/cid" xmlns:w16="http://schemas.microsoft.com/office/word/2018/wordml" xmlns:w16sdtdh="http://schemas.microsoft.com/office/word/2020/wordml/sdtdatahash" xmlns:w16se="http://schemas.microsoft.com/office/word/2015/wordml/symex" mc:Ignorable="w14 w15 w16se w16cid w16 w16cex w16sdtdh">
+<w:styles xmlns:mc="http://schemas.openxmlformats.org/markup-compatibility/2006" xmlns:r="http://schemas.openxmlformats.org/officeDocument/2006/relationships" xmlns:w="http://schemas.openxmlformats.org/wordprocessingml/2006/main" xmlns:w14="http://schemas.microsoft.com/office/word/2010/wordml" xmlns:w15="http://schemas.microsoft.com/office/word/2012/wordml" xmlns:w16cex="http://schemas.microsoft.com/office/word/2018/wordml/cex" xmlns:w16cid="http://schemas.microsoft.com/office/word/2016/wordml/cid" xmlns:w16="http://schemas.microsoft.com/office/word/2018/wordml" xmlns:w16du="http://schemas.microsoft.com/office/word/2023/wordml/word16du" xmlns:w16sdtdh="http://schemas.microsoft.com/office/word/2020/wordml/sdtdatahash" xmlns:w16sdtfl="http://schemas.microsoft.com/office/word/2024/wordml/sdtformatlock" xmlns:w16se="http://schemas.microsoft.com/office/word/2015/wordml/symex" mc:Ignorable="w14 w15 w16se w16cid w16 w16cex w16sdtdh w16sdtfl w16du">
   <w:docDefaults>
     <w:rPrDefault>
       <w:rPr>

--- a/TS Jatai Ghanam Project/TS 1.3/TS 1.3 Jatai Sanskrit Corrections.docx
+++ b/TS Jatai Ghanam Project/TS 1.3/TS 1.3 Jatai Sanskrit Corrections.docx
@@ -50,10 +50,9 @@
           <w:bCs/>
           <w:sz w:val="32"/>
           <w:szCs w:val="32"/>
-          <w:highlight w:val="red"/>
           <w:u w:val="single"/>
         </w:rPr>
-        <w:t>????</w:t>
+        <w:t>30th June 2026</w:t>
       </w:r>
     </w:p>
     <w:p>
@@ -156,7 +155,7 @@
       </w:tr>
       <w:tr>
         <w:trPr>
-          <w:trHeight w:val="1480"/>
+          <w:trHeight w:val="1622"/>
         </w:trPr>
         <w:tc>
           <w:tcPr>
@@ -605,6 +604,16 @@
           <w:u w:val="single"/>
         </w:rPr>
       </w:pPr>
+      <w:r>
+        <w:rPr>
+          <w:b/>
+          <w:bCs/>
+          <w:sz w:val="32"/>
+          <w:szCs w:val="32"/>
+          <w:u w:val="single"/>
+        </w:rPr>
+        <w:t>===============</w:t>
+      </w:r>
     </w:p>
     <w:p>
       <w:pPr>
@@ -12714,10 +12723,116 @@
               <w:adjustRightInd w:val="0"/>
               <w:spacing w:before="0" w:line="240" w:lineRule="auto"/>
               <w:rPr>
-                <w:rFonts w:cs="BRH Devanagari Extra"/>
+                <w:rFonts w:ascii="BRH Devanagari Extra" w:hAnsi="BRH Devanagari Extra" w:cs="BRH Devanagari Extra"/>
+                <w:sz w:val="32"/>
                 <w:szCs w:val="40"/>
               </w:rPr>
             </w:pPr>
+            <w:r>
+              <w:rPr>
+                <w:rFonts w:cs="BRH Devanagari Extra"/>
+                <w:szCs w:val="40"/>
+              </w:rPr>
+              <w:t>38</w:t>
+            </w:r>
+            <w:r>
+              <w:rPr>
+                <w:rFonts w:ascii="BRH Devanagari Extra" w:hAnsi="BRH Devanagari Extra" w:cs="BRH Devanagari Extra"/>
+                <w:sz w:val="32"/>
+                <w:szCs w:val="40"/>
+              </w:rPr>
+              <w:t xml:space="preserve">)   </w:t>
+            </w:r>
+            <w:r>
+              <w:rPr>
+                <w:rFonts w:cs="BRH Devanagari Extra"/>
+                <w:szCs w:val="40"/>
+              </w:rPr>
+              <w:t>1</w:t>
+            </w:r>
+            <w:r>
+              <w:rPr>
+                <w:rFonts w:ascii="BRH Devanagari Extra" w:hAnsi="BRH Devanagari Extra" w:cs="BRH Devanagari Extra"/>
+                <w:sz w:val="32"/>
+                <w:szCs w:val="40"/>
+              </w:rPr>
+              <w:t>.</w:t>
+            </w:r>
+            <w:r>
+              <w:rPr>
+                <w:rFonts w:cs="BRH Devanagari Extra"/>
+                <w:szCs w:val="40"/>
+              </w:rPr>
+              <w:t>3</w:t>
+            </w:r>
+            <w:r>
+              <w:rPr>
+                <w:rFonts w:ascii="BRH Devanagari Extra" w:hAnsi="BRH Devanagari Extra" w:cs="BRH Devanagari Extra"/>
+                <w:sz w:val="32"/>
+                <w:szCs w:val="40"/>
+              </w:rPr>
+              <w:t>.</w:t>
+            </w:r>
+            <w:r>
+              <w:rPr>
+                <w:rFonts w:cs="BRH Devanagari Extra"/>
+                <w:szCs w:val="40"/>
+              </w:rPr>
+              <w:t>13</w:t>
+            </w:r>
+            <w:r>
+              <w:rPr>
+                <w:rFonts w:ascii="BRH Devanagari Extra" w:hAnsi="BRH Devanagari Extra" w:cs="BRH Devanagari Extra"/>
+                <w:sz w:val="32"/>
+                <w:szCs w:val="40"/>
+              </w:rPr>
+              <w:t>.</w:t>
+            </w:r>
+            <w:r>
+              <w:rPr>
+                <w:rFonts w:cs="BRH Devanagari Extra"/>
+                <w:szCs w:val="40"/>
+              </w:rPr>
+              <w:t>1</w:t>
+            </w:r>
+            <w:r>
+              <w:rPr>
+                <w:rFonts w:ascii="BRH Devanagari Extra" w:hAnsi="BRH Devanagari Extra" w:cs="BRH Devanagari Extra"/>
+                <w:sz w:val="32"/>
+                <w:szCs w:val="40"/>
+              </w:rPr>
+              <w:t>(</w:t>
+            </w:r>
+            <w:r>
+              <w:rPr>
+                <w:rFonts w:cs="BRH Devanagari Extra"/>
+                <w:szCs w:val="40"/>
+              </w:rPr>
+              <w:t>35</w:t>
+            </w:r>
+            <w:r>
+              <w:rPr>
+                <w:rFonts w:ascii="BRH Devanagari Extra" w:hAnsi="BRH Devanagari Extra" w:cs="BRH Devanagari Extra"/>
+                <w:sz w:val="32"/>
+                <w:szCs w:val="40"/>
+              </w:rPr>
+              <w:t>)- iuÉÉqÉç | E</w:t>
+            </w:r>
+            <w:r>
+              <w:rPr>
+                <w:rFonts w:ascii="BRH Malayalam Extra" w:hAnsi="BRH Malayalam Extra" w:cs="BRH Devanagari Extra"/>
+                <w:szCs w:val="40"/>
+              </w:rPr>
+              <w:t>–</w:t>
+            </w:r>
+            <w:r>
+              <w:rPr>
+                <w:rFonts w:ascii="BRH Devanagari Extra" w:hAnsi="BRH Devanagari Extra" w:cs="BRH Devanagari Extra"/>
+                <w:sz w:val="32"/>
+                <w:szCs w:val="40"/>
+              </w:rPr>
+              <w:t>mÉÉuÉþUÉåWûliÉÑ |</w:t>
+            </w:r>
           </w:p>
           <w:p>
             <w:pPr>
@@ -12727,10 +12842,89 @@
               <w:adjustRightInd w:val="0"/>
               <w:spacing w:before="0" w:line="240" w:lineRule="auto"/>
               <w:rPr>
-                <w:rFonts w:cs="BRH Devanagari Extra"/>
+                <w:rFonts w:ascii="BRH Devanagari Extra" w:hAnsi="BRH Devanagari Extra" w:cs="BRH Devanagari Extra"/>
+                <w:sz w:val="32"/>
                 <w:szCs w:val="40"/>
               </w:rPr>
             </w:pPr>
+            <w:r>
+              <w:rPr>
+                <w:rFonts w:ascii="BRH Devanagari Extra" w:hAnsi="BRH Devanagari Extra" w:cs="BRH Devanagari Extra"/>
+                <w:sz w:val="32"/>
+                <w:szCs w:val="40"/>
+              </w:rPr>
+              <w:t>iuÉÉ qÉÑ</w:t>
+            </w:r>
+            <w:r>
+              <w:rPr>
+                <w:rFonts w:ascii="BRH Malayalam Extra" w:hAnsi="BRH Malayalam Extra" w:cs="BRH Devanagari Extra"/>
+                <w:szCs w:val="40"/>
+              </w:rPr>
+              <w:t>–</w:t>
+            </w:r>
+            <w:r>
+              <w:rPr>
+                <w:rFonts w:ascii="BRH Devanagari Extra" w:hAnsi="BRH Devanagari Extra" w:cs="BRH Devanagari Extra"/>
+                <w:sz w:val="32"/>
+                <w:szCs w:val="40"/>
+              </w:rPr>
+              <w:t>mÉÉuÉþUÉåW</w:t>
+            </w:r>
+            <w:r>
+              <w:rPr>
+                <w:rFonts w:ascii="BRH Devanagari Extra" w:hAnsi="BRH Devanagari Extra" w:cs="BRH Devanagari Extra"/>
+                <w:sz w:val="32"/>
+                <w:szCs w:val="40"/>
+                <w:highlight w:val="yellow"/>
+              </w:rPr>
+              <w:t>ûliÉÔþ</w:t>
+            </w:r>
+            <w:r>
+              <w:rPr>
+                <w:rFonts w:ascii="BRH Devanagari Extra" w:hAnsi="BRH Devanagari Extra" w:cs="BRH Devanagari Extra"/>
+                <w:sz w:val="32"/>
+                <w:szCs w:val="40"/>
+              </w:rPr>
+              <w:t xml:space="preserve"> </w:t>
+            </w:r>
+            <w:r>
+              <w:rPr>
+                <w:rFonts w:ascii="BRH Devanagari Extra" w:hAnsi="BRH Devanagari Extra" w:cs="BRH Devanagari Extra"/>
+                <w:sz w:val="32"/>
+                <w:szCs w:val="40"/>
+              </w:rPr>
+              <w:t>mÉÉuÉþUÉåWûliÉÑ</w:t>
+            </w:r>
+            <w:r>
+              <w:rPr>
+                <w:rFonts w:ascii="BRH Malayalam Extra" w:hAnsi="BRH Malayalam Extra" w:cs="BRH Devanagari Extra"/>
+                <w:szCs w:val="40"/>
+              </w:rPr>
+              <w:t>–</w:t>
+            </w:r>
+            <w:r>
+              <w:rPr>
+                <w:rFonts w:ascii="BRH Devanagari Extra" w:hAnsi="BRH Devanagari Extra" w:cs="BRH Devanagari Extra"/>
+                <w:sz w:val="32"/>
+                <w:szCs w:val="40"/>
+              </w:rPr>
+              <w:t xml:space="preserve"> iuÉÉqÉç iuÉÉ qÉÑ</w:t>
+            </w:r>
+            <w:r>
+              <w:rPr>
+                <w:rFonts w:ascii="BRH Malayalam Extra" w:hAnsi="BRH Malayalam Extra" w:cs="BRH Devanagari Extra"/>
+                <w:szCs w:val="40"/>
+              </w:rPr>
+              <w:t>–</w:t>
+            </w:r>
+            <w:r>
+              <w:rPr>
+                <w:rFonts w:ascii="BRH Devanagari Extra" w:hAnsi="BRH Devanagari Extra" w:cs="BRH Devanagari Extra"/>
+                <w:sz w:val="32"/>
+                <w:szCs w:val="40"/>
+              </w:rPr>
+              <w:t xml:space="preserve">mÉÉuÉþUÉåWûliÉÑ | </w:t>
+            </w:r>
           </w:p>
           <w:p>
             <w:pPr>
@@ -12740,10 +12934,131 @@
               <w:adjustRightInd w:val="0"/>
               <w:spacing w:before="0" w:line="240" w:lineRule="auto"/>
               <w:rPr>
-                <w:rFonts w:cs="BRH Devanagari Extra"/>
+                <w:rFonts w:ascii="BRH Devanagari Extra" w:hAnsi="BRH Devanagari Extra" w:cs="BRH Devanagari Extra"/>
+                <w:sz w:val="32"/>
                 <w:szCs w:val="40"/>
               </w:rPr>
             </w:pPr>
+            <w:r>
+              <w:rPr>
+                <w:rFonts w:cs="BRH Devanagari Extra"/>
+                <w:szCs w:val="40"/>
+              </w:rPr>
+              <w:t>39</w:t>
+            </w:r>
+            <w:r>
+              <w:rPr>
+                <w:rFonts w:ascii="BRH Devanagari Extra" w:hAnsi="BRH Devanagari Extra" w:cs="BRH Devanagari Extra"/>
+                <w:sz w:val="32"/>
+                <w:szCs w:val="40"/>
+              </w:rPr>
+              <w:t xml:space="preserve">)   </w:t>
+            </w:r>
+            <w:r>
+              <w:rPr>
+                <w:rFonts w:cs="BRH Devanagari Extra"/>
+                <w:szCs w:val="40"/>
+              </w:rPr>
+              <w:t>1</w:t>
+            </w:r>
+            <w:r>
+              <w:rPr>
+                <w:rFonts w:ascii="BRH Devanagari Extra" w:hAnsi="BRH Devanagari Extra" w:cs="BRH Devanagari Extra"/>
+                <w:sz w:val="32"/>
+                <w:szCs w:val="40"/>
+              </w:rPr>
+              <w:t>.</w:t>
+            </w:r>
+            <w:r>
+              <w:rPr>
+                <w:rFonts w:cs="BRH Devanagari Extra"/>
+                <w:szCs w:val="40"/>
+              </w:rPr>
+              <w:t>3</w:t>
+            </w:r>
+            <w:r>
+              <w:rPr>
+                <w:rFonts w:ascii="BRH Devanagari Extra" w:hAnsi="BRH Devanagari Extra" w:cs="BRH Devanagari Extra"/>
+                <w:sz w:val="32"/>
+                <w:szCs w:val="40"/>
+              </w:rPr>
+              <w:t>.</w:t>
+            </w:r>
+            <w:r>
+              <w:rPr>
+                <w:rFonts w:cs="BRH Devanagari Extra"/>
+                <w:szCs w:val="40"/>
+              </w:rPr>
+              <w:t>13</w:t>
+            </w:r>
+            <w:r>
+              <w:rPr>
+                <w:rFonts w:ascii="BRH Devanagari Extra" w:hAnsi="BRH Devanagari Extra" w:cs="BRH Devanagari Extra"/>
+                <w:sz w:val="32"/>
+                <w:szCs w:val="40"/>
+              </w:rPr>
+              <w:t>.</w:t>
+            </w:r>
+            <w:r>
+              <w:rPr>
+                <w:rFonts w:cs="BRH Devanagari Extra"/>
+                <w:szCs w:val="40"/>
+              </w:rPr>
+              <w:t>1</w:t>
+            </w:r>
+            <w:r>
+              <w:rPr>
+                <w:rFonts w:ascii="BRH Devanagari Extra" w:hAnsi="BRH Devanagari Extra" w:cs="BRH Devanagari Extra"/>
+                <w:sz w:val="32"/>
+                <w:szCs w:val="40"/>
+              </w:rPr>
+              <w:t>(</w:t>
+            </w:r>
+            <w:r>
+              <w:rPr>
+                <w:rFonts w:cs="BRH Devanagari Extra"/>
+                <w:szCs w:val="40"/>
+              </w:rPr>
+              <w:t>36</w:t>
+            </w:r>
+            <w:r>
+              <w:rPr>
+                <w:rFonts w:ascii="BRH Devanagari Extra" w:hAnsi="BRH Devanagari Extra" w:cs="BRH Devanagari Extra"/>
+                <w:sz w:val="32"/>
+                <w:szCs w:val="40"/>
+              </w:rPr>
+              <w:t>)- E</w:t>
+            </w:r>
+            <w:r>
+              <w:rPr>
+                <w:rFonts w:ascii="BRH Malayalam Extra" w:hAnsi="BRH Malayalam Extra" w:cs="BRH Devanagari Extra"/>
+                <w:szCs w:val="40"/>
+              </w:rPr>
+              <w:t>–</w:t>
+            </w:r>
+            <w:r>
+              <w:rPr>
+                <w:rFonts w:ascii="BRH Devanagari Extra" w:hAnsi="BRH Devanagari Extra" w:cs="BRH Devanagari Extra"/>
+                <w:sz w:val="32"/>
+                <w:szCs w:val="40"/>
+              </w:rPr>
+              <w:t>mÉÉuÉþUÉåWûliÉÑ | zÉ×</w:t>
+            </w:r>
+            <w:r>
+              <w:rPr>
+                <w:rFonts w:ascii="BRH Malayalam Extra" w:hAnsi="BRH Malayalam Extra" w:cs="BRH Devanagari Extra"/>
+                <w:szCs w:val="40"/>
+              </w:rPr>
+              <w:t>–</w:t>
+            </w:r>
+            <w:r>
+              <w:rPr>
+                <w:rFonts w:ascii="BRH Devanagari Extra" w:hAnsi="BRH Devanagari Extra" w:cs="BRH Devanagari Extra"/>
+                <w:sz w:val="32"/>
+                <w:szCs w:val="40"/>
+              </w:rPr>
+              <w:t>hÉÉåiÉÑþ |</w:t>
+            </w:r>
           </w:p>
           <w:p>
             <w:pPr>
@@ -12753,351 +13068,6 @@
               <w:adjustRightInd w:val="0"/>
               <w:spacing w:before="0" w:line="240" w:lineRule="auto"/>
               <w:rPr>
-                <w:rFonts w:ascii="BRH Devanagari Extra" w:hAnsi="BRH Devanagari Extra" w:cs="BRH Devanagari Extra"/>
-                <w:sz w:val="32"/>
-                <w:szCs w:val="40"/>
-              </w:rPr>
-            </w:pPr>
-            <w:r>
-              <w:rPr>
-                <w:rFonts w:cs="BRH Devanagari Extra"/>
-                <w:szCs w:val="40"/>
-              </w:rPr>
-              <w:t>38</w:t>
-            </w:r>
-            <w:r>
-              <w:rPr>
-                <w:rFonts w:ascii="BRH Devanagari Extra" w:hAnsi="BRH Devanagari Extra" w:cs="BRH Devanagari Extra"/>
-                <w:sz w:val="32"/>
-                <w:szCs w:val="40"/>
-              </w:rPr>
-              <w:t xml:space="preserve">)   </w:t>
-            </w:r>
-            <w:r>
-              <w:rPr>
-                <w:rFonts w:cs="BRH Devanagari Extra"/>
-                <w:szCs w:val="40"/>
-              </w:rPr>
-              <w:t>1</w:t>
-            </w:r>
-            <w:r>
-              <w:rPr>
-                <w:rFonts w:ascii="BRH Devanagari Extra" w:hAnsi="BRH Devanagari Extra" w:cs="BRH Devanagari Extra"/>
-                <w:sz w:val="32"/>
-                <w:szCs w:val="40"/>
-              </w:rPr>
-              <w:t>.</w:t>
-            </w:r>
-            <w:r>
-              <w:rPr>
-                <w:rFonts w:cs="BRH Devanagari Extra"/>
-                <w:szCs w:val="40"/>
-              </w:rPr>
-              <w:t>3</w:t>
-            </w:r>
-            <w:r>
-              <w:rPr>
-                <w:rFonts w:ascii="BRH Devanagari Extra" w:hAnsi="BRH Devanagari Extra" w:cs="BRH Devanagari Extra"/>
-                <w:sz w:val="32"/>
-                <w:szCs w:val="40"/>
-              </w:rPr>
-              <w:t>.</w:t>
-            </w:r>
-            <w:r>
-              <w:rPr>
-                <w:rFonts w:cs="BRH Devanagari Extra"/>
-                <w:szCs w:val="40"/>
-              </w:rPr>
-              <w:t>13</w:t>
-            </w:r>
-            <w:r>
-              <w:rPr>
-                <w:rFonts w:ascii="BRH Devanagari Extra" w:hAnsi="BRH Devanagari Extra" w:cs="BRH Devanagari Extra"/>
-                <w:sz w:val="32"/>
-                <w:szCs w:val="40"/>
-              </w:rPr>
-              <w:t>.</w:t>
-            </w:r>
-            <w:r>
-              <w:rPr>
-                <w:rFonts w:cs="BRH Devanagari Extra"/>
-                <w:szCs w:val="40"/>
-              </w:rPr>
-              <w:t>1</w:t>
-            </w:r>
-            <w:r>
-              <w:rPr>
-                <w:rFonts w:ascii="BRH Devanagari Extra" w:hAnsi="BRH Devanagari Extra" w:cs="BRH Devanagari Extra"/>
-                <w:sz w:val="32"/>
-                <w:szCs w:val="40"/>
-              </w:rPr>
-              <w:t>(</w:t>
-            </w:r>
-            <w:r>
-              <w:rPr>
-                <w:rFonts w:cs="BRH Devanagari Extra"/>
-                <w:szCs w:val="40"/>
-              </w:rPr>
-              <w:t>35</w:t>
-            </w:r>
-            <w:r>
-              <w:rPr>
-                <w:rFonts w:ascii="BRH Devanagari Extra" w:hAnsi="BRH Devanagari Extra" w:cs="BRH Devanagari Extra"/>
-                <w:sz w:val="32"/>
-                <w:szCs w:val="40"/>
-              </w:rPr>
-              <w:t>)- iuÉÉqÉç | E</w:t>
-            </w:r>
-            <w:r>
-              <w:rPr>
-                <w:rFonts w:ascii="BRH Malayalam Extra" w:hAnsi="BRH Malayalam Extra" w:cs="BRH Devanagari Extra"/>
-                <w:szCs w:val="40"/>
-              </w:rPr>
-              <w:t>–</w:t>
-            </w:r>
-            <w:r>
-              <w:rPr>
-                <w:rFonts w:ascii="BRH Devanagari Extra" w:hAnsi="BRH Devanagari Extra" w:cs="BRH Devanagari Extra"/>
-                <w:sz w:val="32"/>
-                <w:szCs w:val="40"/>
-              </w:rPr>
-              <w:t>mÉÉuÉþUÉåWûliÉÑ |</w:t>
-            </w:r>
-          </w:p>
-          <w:p>
-            <w:pPr>
-              <w:widowControl w:val="0"/>
-              <w:autoSpaceDE w:val="0"/>
-              <w:autoSpaceDN w:val="0"/>
-              <w:adjustRightInd w:val="0"/>
-              <w:spacing w:before="0" w:line="240" w:lineRule="auto"/>
-              <w:rPr>
-                <w:rFonts w:ascii="BRH Devanagari Extra" w:hAnsi="BRH Devanagari Extra" w:cs="BRH Devanagari Extra"/>
-                <w:sz w:val="32"/>
-                <w:szCs w:val="40"/>
-              </w:rPr>
-            </w:pPr>
-            <w:r>
-              <w:rPr>
-                <w:rFonts w:ascii="BRH Devanagari Extra" w:hAnsi="BRH Devanagari Extra" w:cs="BRH Devanagari Extra"/>
-                <w:sz w:val="32"/>
-                <w:szCs w:val="40"/>
-              </w:rPr>
-              <w:t>iuÉÉ qÉÑ</w:t>
-            </w:r>
-            <w:r>
-              <w:rPr>
-                <w:rFonts w:ascii="BRH Malayalam Extra" w:hAnsi="BRH Malayalam Extra" w:cs="BRH Devanagari Extra"/>
-                <w:szCs w:val="40"/>
-              </w:rPr>
-              <w:t>–</w:t>
-            </w:r>
-            <w:r>
-              <w:rPr>
-                <w:rFonts w:ascii="BRH Devanagari Extra" w:hAnsi="BRH Devanagari Extra" w:cs="BRH Devanagari Extra"/>
-                <w:sz w:val="32"/>
-                <w:szCs w:val="40"/>
-              </w:rPr>
-              <w:t>mÉÉuÉþUÉåW</w:t>
-            </w:r>
-            <w:r>
-              <w:rPr>
-                <w:rFonts w:ascii="BRH Devanagari Extra" w:hAnsi="BRH Devanagari Extra" w:cs="BRH Devanagari Extra"/>
-                <w:sz w:val="32"/>
-                <w:szCs w:val="40"/>
-                <w:highlight w:val="yellow"/>
-              </w:rPr>
-              <w:t>ûliÉÔþ</w:t>
-            </w:r>
-            <w:r>
-              <w:rPr>
-                <w:rFonts w:ascii="BRH Devanagari Extra" w:hAnsi="BRH Devanagari Extra" w:cs="BRH Devanagari Extra"/>
-                <w:sz w:val="32"/>
-                <w:szCs w:val="40"/>
-              </w:rPr>
-              <w:t xml:space="preserve"> </w:t>
-            </w:r>
-            <w:r>
-              <w:rPr>
-                <w:rFonts w:ascii="BRH Devanagari Extra" w:hAnsi="BRH Devanagari Extra" w:cs="BRH Devanagari Extra"/>
-                <w:sz w:val="32"/>
-                <w:szCs w:val="40"/>
-              </w:rPr>
-              <w:t>mÉÉuÉþUÉåWûliÉÑ</w:t>
-            </w:r>
-            <w:r>
-              <w:rPr>
-                <w:rFonts w:ascii="BRH Malayalam Extra" w:hAnsi="BRH Malayalam Extra" w:cs="BRH Devanagari Extra"/>
-                <w:szCs w:val="40"/>
-              </w:rPr>
-              <w:t>–</w:t>
-            </w:r>
-            <w:r>
-              <w:rPr>
-                <w:rFonts w:ascii="BRH Devanagari Extra" w:hAnsi="BRH Devanagari Extra" w:cs="BRH Devanagari Extra"/>
-                <w:sz w:val="32"/>
-                <w:szCs w:val="40"/>
-              </w:rPr>
-              <w:t xml:space="preserve"> iuÉÉqÉç iuÉÉ qÉÑ</w:t>
-            </w:r>
-            <w:r>
-              <w:rPr>
-                <w:rFonts w:ascii="BRH Malayalam Extra" w:hAnsi="BRH Malayalam Extra" w:cs="BRH Devanagari Extra"/>
-                <w:szCs w:val="40"/>
-              </w:rPr>
-              <w:t>–</w:t>
-            </w:r>
-            <w:r>
-              <w:rPr>
-                <w:rFonts w:ascii="BRH Devanagari Extra" w:hAnsi="BRH Devanagari Extra" w:cs="BRH Devanagari Extra"/>
-                <w:sz w:val="32"/>
-                <w:szCs w:val="40"/>
-              </w:rPr>
-              <w:t xml:space="preserve">mÉÉuÉþUÉåWûliÉÑ | </w:t>
-            </w:r>
-          </w:p>
-          <w:p>
-            <w:pPr>
-              <w:widowControl w:val="0"/>
-              <w:autoSpaceDE w:val="0"/>
-              <w:autoSpaceDN w:val="0"/>
-              <w:adjustRightInd w:val="0"/>
-              <w:spacing w:before="0" w:line="240" w:lineRule="auto"/>
-              <w:rPr>
-                <w:rFonts w:ascii="BRH Devanagari Extra" w:hAnsi="BRH Devanagari Extra" w:cs="BRH Devanagari Extra"/>
-                <w:sz w:val="32"/>
-                <w:szCs w:val="40"/>
-              </w:rPr>
-            </w:pPr>
-            <w:r>
-              <w:rPr>
-                <w:rFonts w:cs="BRH Devanagari Extra"/>
-                <w:szCs w:val="40"/>
-              </w:rPr>
-              <w:t>39</w:t>
-            </w:r>
-            <w:r>
-              <w:rPr>
-                <w:rFonts w:ascii="BRH Devanagari Extra" w:hAnsi="BRH Devanagari Extra" w:cs="BRH Devanagari Extra"/>
-                <w:sz w:val="32"/>
-                <w:szCs w:val="40"/>
-              </w:rPr>
-              <w:t xml:space="preserve">)   </w:t>
-            </w:r>
-            <w:r>
-              <w:rPr>
-                <w:rFonts w:cs="BRH Devanagari Extra"/>
-                <w:szCs w:val="40"/>
-              </w:rPr>
-              <w:t>1</w:t>
-            </w:r>
-            <w:r>
-              <w:rPr>
-                <w:rFonts w:ascii="BRH Devanagari Extra" w:hAnsi="BRH Devanagari Extra" w:cs="BRH Devanagari Extra"/>
-                <w:sz w:val="32"/>
-                <w:szCs w:val="40"/>
-              </w:rPr>
-              <w:t>.</w:t>
-            </w:r>
-            <w:r>
-              <w:rPr>
-                <w:rFonts w:cs="BRH Devanagari Extra"/>
-                <w:szCs w:val="40"/>
-              </w:rPr>
-              <w:t>3</w:t>
-            </w:r>
-            <w:r>
-              <w:rPr>
-                <w:rFonts w:ascii="BRH Devanagari Extra" w:hAnsi="BRH Devanagari Extra" w:cs="BRH Devanagari Extra"/>
-                <w:sz w:val="32"/>
-                <w:szCs w:val="40"/>
-              </w:rPr>
-              <w:t>.</w:t>
-            </w:r>
-            <w:r>
-              <w:rPr>
-                <w:rFonts w:cs="BRH Devanagari Extra"/>
-                <w:szCs w:val="40"/>
-              </w:rPr>
-              <w:t>13</w:t>
-            </w:r>
-            <w:r>
-              <w:rPr>
-                <w:rFonts w:ascii="BRH Devanagari Extra" w:hAnsi="BRH Devanagari Extra" w:cs="BRH Devanagari Extra"/>
-                <w:sz w:val="32"/>
-                <w:szCs w:val="40"/>
-              </w:rPr>
-              <w:t>.</w:t>
-            </w:r>
-            <w:r>
-              <w:rPr>
-                <w:rFonts w:cs="BRH Devanagari Extra"/>
-                <w:szCs w:val="40"/>
-              </w:rPr>
-              <w:t>1</w:t>
-            </w:r>
-            <w:r>
-              <w:rPr>
-                <w:rFonts w:ascii="BRH Devanagari Extra" w:hAnsi="BRH Devanagari Extra" w:cs="BRH Devanagari Extra"/>
-                <w:sz w:val="32"/>
-                <w:szCs w:val="40"/>
-              </w:rPr>
-              <w:t>(</w:t>
-            </w:r>
-            <w:r>
-              <w:rPr>
-                <w:rFonts w:cs="BRH Devanagari Extra"/>
-                <w:szCs w:val="40"/>
-              </w:rPr>
-              <w:t>36</w:t>
-            </w:r>
-            <w:r>
-              <w:rPr>
-                <w:rFonts w:ascii="BRH Devanagari Extra" w:hAnsi="BRH Devanagari Extra" w:cs="BRH Devanagari Extra"/>
-                <w:sz w:val="32"/>
-                <w:szCs w:val="40"/>
-              </w:rPr>
-              <w:t>)- E</w:t>
-            </w:r>
-            <w:r>
-              <w:rPr>
-                <w:rFonts w:ascii="BRH Malayalam Extra" w:hAnsi="BRH Malayalam Extra" w:cs="BRH Devanagari Extra"/>
-                <w:szCs w:val="40"/>
-              </w:rPr>
-              <w:t>–</w:t>
-            </w:r>
-            <w:r>
-              <w:rPr>
-                <w:rFonts w:ascii="BRH Devanagari Extra" w:hAnsi="BRH Devanagari Extra" w:cs="BRH Devanagari Extra"/>
-                <w:sz w:val="32"/>
-                <w:szCs w:val="40"/>
-              </w:rPr>
-              <w:t>mÉÉuÉþUÉåWûliÉÑ | zÉ×</w:t>
-            </w:r>
-            <w:r>
-              <w:rPr>
-                <w:rFonts w:ascii="BRH Malayalam Extra" w:hAnsi="BRH Malayalam Extra" w:cs="BRH Devanagari Extra"/>
-                <w:szCs w:val="40"/>
-              </w:rPr>
-              <w:t>–</w:t>
-            </w:r>
-            <w:r>
-              <w:rPr>
-                <w:rFonts w:ascii="BRH Devanagari Extra" w:hAnsi="BRH Devanagari Extra" w:cs="BRH Devanagari Extra"/>
-                <w:sz w:val="32"/>
-                <w:szCs w:val="40"/>
-              </w:rPr>
-              <w:t>hÉÉåiÉÑþ |</w:t>
-            </w:r>
-          </w:p>
-          <w:p>
-            <w:pPr>
-              <w:widowControl w:val="0"/>
-              <w:autoSpaceDE w:val="0"/>
-              <w:autoSpaceDN w:val="0"/>
-              <w:adjustRightInd w:val="0"/>
-              <w:spacing w:before="0" w:line="240" w:lineRule="auto"/>
-              <w:rPr>
                 <w:rFonts w:cs="Latha"/>
                 <w:b/>
                 <w:bCs/>
@@ -13238,45 +13208,6 @@
           <w:tcPr>
             <w:tcW w:w="7088" w:type="dxa"/>
           </w:tcPr>
-          <w:p>
-            <w:pPr>
-              <w:widowControl w:val="0"/>
-              <w:autoSpaceDE w:val="0"/>
-              <w:autoSpaceDN w:val="0"/>
-              <w:adjustRightInd w:val="0"/>
-              <w:spacing w:before="0" w:line="240" w:lineRule="auto"/>
-              <w:rPr>
-                <w:rFonts w:cs="BRH Devanagari Extra"/>
-                <w:szCs w:val="40"/>
-              </w:rPr>
-            </w:pPr>
-          </w:p>
-          <w:p>
-            <w:pPr>
-              <w:widowControl w:val="0"/>
-              <w:autoSpaceDE w:val="0"/>
-              <w:autoSpaceDN w:val="0"/>
-              <w:adjustRightInd w:val="0"/>
-              <w:spacing w:before="0" w:line="240" w:lineRule="auto"/>
-              <w:rPr>
-                <w:rFonts w:cs="BRH Devanagari Extra"/>
-                <w:szCs w:val="40"/>
-              </w:rPr>
-            </w:pPr>
-          </w:p>
-          <w:p>
-            <w:pPr>
-              <w:widowControl w:val="0"/>
-              <w:autoSpaceDE w:val="0"/>
-              <w:autoSpaceDN w:val="0"/>
-              <w:adjustRightInd w:val="0"/>
-              <w:spacing w:before="0" w:line="240" w:lineRule="auto"/>
-              <w:rPr>
-                <w:rFonts w:cs="BRH Devanagari Extra"/>
-                <w:szCs w:val="40"/>
-              </w:rPr>
-            </w:pPr>
-          </w:p>
           <w:p>
             <w:pPr>
               <w:widowControl w:val="0"/>
@@ -15229,7 +15160,6 @@
                 <w:sz w:val="32"/>
                 <w:szCs w:val="40"/>
               </w:rPr>
-              <w:lastRenderedPageBreak/>
               <w:t>U</w:t>
             </w:r>
             <w:r>
@@ -15296,7 +15226,6 @@
                 <w:rFonts w:cs="BRH Devanagari Extra"/>
                 <w:szCs w:val="40"/>
               </w:rPr>
-              <w:lastRenderedPageBreak/>
               <w:t>56</w:t>
             </w:r>
             <w:r>
@@ -15420,7 +15349,6 @@
                 <w:sz w:val="32"/>
                 <w:szCs w:val="40"/>
               </w:rPr>
-              <w:lastRenderedPageBreak/>
               <w:t>U</w:t>
             </w:r>
             <w:r>
